--- a/Cours/5eme/SaintExupery/Chapitre_4/Documents/Chapitre 4 - Angles particuliers (Complet).docx
+++ b/Cours/5eme/SaintExupery/Chapitre_4/Documents/Chapitre 4 - Angles particuliers (Complet).docx
@@ -9,6 +9,7 @@
       <w:r>
         <w:rPr>
           <w:rFonts w:eastAsia="Times New Roman" w:cs="Times New Roman"/>
+          <w:noProof/>
           <w:lang w:eastAsia="fr-FR"/>
         </w:rPr>
         <w:drawing>
@@ -164,21 +165,7 @@
           <w:rFonts w:eastAsia="Times New Roman" w:cs="Times New Roman"/>
           <w:lang w:eastAsia="fr-FR"/>
         </w:rPr>
-        <w:t xml:space="preserve">En partant du </w:t>
-      </w:r>
-      <w:r>
-        <w:rPr>
-          <w:rFonts w:eastAsia="Times New Roman" w:cs="Times New Roman"/>
-          <w:lang w:eastAsia="fr-FR"/>
-        </w:rPr>
-        <w:t>zéro</w:t>
-      </w:r>
-      <w:r>
-        <w:rPr>
-          <w:rFonts w:eastAsia="Times New Roman" w:cs="Times New Roman"/>
-          <w:lang w:eastAsia="fr-FR"/>
-        </w:rPr>
-        <w:t xml:space="preserve"> aligné avec le segment, place une graduation à 61°</w:t>
+        <w:t>En partant du zéro aligné avec le segment, place une graduation à 61°</w:t>
       </w:r>
     </w:p>
     <w:p>
@@ -202,21 +189,7 @@
           <w:rFonts w:eastAsia="Times New Roman" w:cs="Times New Roman"/>
           <w:lang w:eastAsia="fr-FR"/>
         </w:rPr>
-        <w:t xml:space="preserve">Retire ton rapporteur et trace la droite passant par A et la marque que tu </w:t>
-      </w:r>
-      <w:r>
-        <w:rPr>
-          <w:rFonts w:eastAsia="Times New Roman" w:cs="Times New Roman"/>
-          <w:lang w:eastAsia="fr-FR"/>
-        </w:rPr>
-        <w:t>viens</w:t>
-      </w:r>
-      <w:r>
-        <w:rPr>
-          <w:rFonts w:eastAsia="Times New Roman" w:cs="Times New Roman"/>
-          <w:lang w:eastAsia="fr-FR"/>
-        </w:rPr>
-        <w:t xml:space="preserve"> de construire.</w:t>
+        <w:t>Retire ton rapporteur et trace la droite passant par A et la marque que tu viens de construire.</w:t>
       </w:r>
     </w:p>
     <w:p>
@@ -1826,6 +1799,539 @@
         <w:t xml:space="preserve"> – </w:t>
       </w:r>
       <w:r>
+        <w:t>Mesure et construction</w:t>
+      </w:r>
+      <w:r>
+        <w:rPr>
+          <w:rFonts w:ascii="Times New Roman" w:hAnsi="Times New Roman"/>
+        </w:rPr>
+        <w:t xml:space="preserve"> </w:t>
+      </w:r>
+      <w:r>
+        <w:t>:</w:t>
+      </w:r>
+    </w:p>
+    <w:p>
+      <w:pPr>
+        <w:pStyle w:val="Titre2"/>
+        <w:numPr>
+          <w:ilvl w:val="0"/>
+          <w:numId w:val="24"/>
+        </w:numPr>
+      </w:pPr>
+      <w:r>
+        <w:t>Mesure d’un angle :</w:t>
+      </w:r>
+    </w:p>
+    <w:p>
+      <w:pPr>
+        <w:spacing w:before="100" w:beforeAutospacing="1" w:after="100" w:afterAutospacing="1" w:line="240" w:lineRule="auto"/>
+      </w:pPr>
+      <w:r>
+        <w:t>Lorsque l'on souhaite mesure un angle, on place le centre du rapporteur sur le sommet de l'angle ; On aligne l'un des 0° avec l'un des côtés de l'angle et on mesure à partir de la position de la seconde demi-droite.</w:t>
+      </w:r>
+    </w:p>
+    <w:tbl>
+      <w:tblPr>
+        <w:tblStyle w:val="Grilledutableau"/>
+        <w:tblW w:w="0" w:type="auto"/>
+        <w:tblLook w:val="04A0" w:firstRow="1" w:lastRow="0" w:firstColumn="1" w:lastColumn="0" w:noHBand="0" w:noVBand="1"/>
+      </w:tblPr>
+      <w:tblGrid>
+        <w:gridCol w:w="4956"/>
+        <w:gridCol w:w="4957"/>
+      </w:tblGrid>
+      <w:tr>
+        <w:tc>
+          <w:tcPr>
+            <w:tcW w:w="4956" w:type="dxa"/>
+          </w:tcPr>
+          <w:p>
+            <w:pPr>
+              <w:spacing w:before="100" w:beforeAutospacing="1" w:after="100" w:afterAutospacing="1"/>
+              <w:rPr>
+                <w:sz w:val="24"/>
+                <w:szCs w:val="24"/>
+              </w:rPr>
+            </w:pPr>
+            <w:r>
+              <w:rPr>
+                <w:noProof/>
+                <w:sz w:val="24"/>
+                <w:szCs w:val="24"/>
+              </w:rPr>
+              <w:drawing>
+                <wp:inline distT="0" distB="0" distL="0" distR="0" wp14:anchorId="61BFBC7F" wp14:editId="13AF3360">
+                  <wp:extent cx="3060000" cy="2108800"/>
+                  <wp:effectExtent l="0" t="0" r="7620" b="6350"/>
+                  <wp:docPr id="38" name="Graphique 38"/>
+                  <wp:cNvGraphicFramePr>
+                    <a:graphicFrameLocks xmlns:a="http://schemas.openxmlformats.org/drawingml/2006/main" noChangeAspect="1"/>
+                  </wp:cNvGraphicFramePr>
+                  <a:graphic xmlns:a="http://schemas.openxmlformats.org/drawingml/2006/main">
+                    <a:graphicData uri="http://schemas.openxmlformats.org/drawingml/2006/picture">
+                      <pic:pic xmlns:pic="http://schemas.openxmlformats.org/drawingml/2006/picture">
+                        <pic:nvPicPr>
+                          <pic:cNvPr id="1" name=""/>
+                          <pic:cNvPicPr/>
+                        </pic:nvPicPr>
+                        <pic:blipFill>
+                          <a:blip r:embed="rId30">
+                            <a:extLst>
+                              <a:ext uri="{96DAC541-7B7A-43D3-8B79-37D633B846F1}">
+                                <asvg:svgBlip xmlns:asvg="http://schemas.microsoft.com/office/drawing/2016/SVG/main" r:embed="rId31"/>
+                              </a:ext>
+                            </a:extLst>
+                          </a:blip>
+                          <a:stretch>
+                            <a:fillRect/>
+                          </a:stretch>
+                        </pic:blipFill>
+                        <pic:spPr>
+                          <a:xfrm>
+                            <a:off x="0" y="0"/>
+                            <a:ext cx="3060000" cy="2108800"/>
+                          </a:xfrm>
+                          <a:prstGeom prst="rect">
+                            <a:avLst/>
+                          </a:prstGeom>
+                        </pic:spPr>
+                      </pic:pic>
+                    </a:graphicData>
+                  </a:graphic>
+                </wp:inline>
+              </w:drawing>
+            </w:r>
+          </w:p>
+        </w:tc>
+        <w:tc>
+          <w:tcPr>
+            <w:tcW w:w="4957" w:type="dxa"/>
+          </w:tcPr>
+          <w:p>
+            <w:pPr>
+              <w:spacing w:before="100" w:beforeAutospacing="1" w:after="100" w:afterAutospacing="1"/>
+              <w:rPr>
+                <w:sz w:val="24"/>
+                <w:szCs w:val="24"/>
+              </w:rPr>
+            </w:pPr>
+            <w:r>
+              <w:rPr>
+                <w:rFonts w:eastAsia="Times New Roman" w:cs="Times New Roman"/>
+                <w:noProof/>
+                <w:sz w:val="28"/>
+                <w:szCs w:val="28"/>
+                <w:lang w:eastAsia="fr-FR"/>
+              </w:rPr>
+              <w:drawing>
+                <wp:inline distT="0" distB="0" distL="0" distR="0" wp14:anchorId="4352982E" wp14:editId="52A5004A">
+                  <wp:extent cx="3060000" cy="1803695"/>
+                  <wp:effectExtent l="0" t="0" r="7620" b="6350"/>
+                  <wp:docPr id="39" name="Graphique 39"/>
+                  <wp:cNvGraphicFramePr>
+                    <a:graphicFrameLocks xmlns:a="http://schemas.openxmlformats.org/drawingml/2006/main" noChangeAspect="1"/>
+                  </wp:cNvGraphicFramePr>
+                  <a:graphic xmlns:a="http://schemas.openxmlformats.org/drawingml/2006/main">
+                    <a:graphicData uri="http://schemas.openxmlformats.org/drawingml/2006/picture">
+                      <pic:pic xmlns:pic="http://schemas.openxmlformats.org/drawingml/2006/picture">
+                        <pic:nvPicPr>
+                          <pic:cNvPr id="1" name=""/>
+                          <pic:cNvPicPr/>
+                        </pic:nvPicPr>
+                        <pic:blipFill>
+                          <a:blip r:embed="rId32">
+                            <a:extLst>
+                              <a:ext uri="{96DAC541-7B7A-43D3-8B79-37D633B846F1}">
+                                <asvg:svgBlip xmlns:asvg="http://schemas.microsoft.com/office/drawing/2016/SVG/main" r:embed="rId33"/>
+                              </a:ext>
+                            </a:extLst>
+                          </a:blip>
+                          <a:stretch>
+                            <a:fillRect/>
+                          </a:stretch>
+                        </pic:blipFill>
+                        <pic:spPr>
+                          <a:xfrm>
+                            <a:off x="0" y="0"/>
+                            <a:ext cx="3060000" cy="1803695"/>
+                          </a:xfrm>
+                          <a:prstGeom prst="rect">
+                            <a:avLst/>
+                          </a:prstGeom>
+                        </pic:spPr>
+                      </pic:pic>
+                    </a:graphicData>
+                  </a:graphic>
+                </wp:inline>
+              </w:drawing>
+            </w:r>
+          </w:p>
+        </w:tc>
+      </w:tr>
+    </w:tbl>
+    <w:p>
+      <w:pPr>
+        <w:spacing w:before="100" w:beforeAutospacing="1" w:after="100" w:afterAutospacing="1" w:line="240" w:lineRule="auto"/>
+      </w:pPr>
+      <w:r>
+        <w:t>En fonction du 0° choisi, la mesure de l'angle se mesure avec les graduations à l'intérieur ou à l'extérieur du rapporteur.</w:t>
+      </w:r>
+    </w:p>
+    <w:p>
+      <w:pPr>
+        <w:spacing w:before="100" w:beforeAutospacing="1" w:after="100" w:afterAutospacing="1" w:line="240" w:lineRule="auto"/>
+      </w:pPr>
+    </w:p>
+    <w:p>
+      <w:pPr>
+        <w:spacing w:before="100" w:beforeAutospacing="1" w:after="100" w:afterAutospacing="1" w:line="240" w:lineRule="auto"/>
+      </w:pPr>
+    </w:p>
+    <w:p>
+      <w:pPr>
+        <w:spacing w:before="100" w:beforeAutospacing="1" w:after="100" w:afterAutospacing="1" w:line="240" w:lineRule="auto"/>
+      </w:pPr>
+    </w:p>
+    <w:p>
+      <w:pPr>
+        <w:spacing w:before="100" w:beforeAutospacing="1" w:after="100" w:afterAutospacing="1" w:line="240" w:lineRule="auto"/>
+      </w:pPr>
+    </w:p>
+    <w:p>
+      <w:pPr>
+        <w:spacing w:before="100" w:beforeAutospacing="1" w:after="100" w:afterAutospacing="1" w:line="240" w:lineRule="auto"/>
+        <w:rPr>
+          <w:sz w:val="24"/>
+          <w:szCs w:val="24"/>
+        </w:rPr>
+      </w:pPr>
+    </w:p>
+    <w:p>
+      <w:pPr>
+        <w:pStyle w:val="Titre2"/>
+      </w:pPr>
+      <w:r>
+        <w:lastRenderedPageBreak/>
+        <w:t>Construction d’un angle :</w:t>
+      </w:r>
+    </w:p>
+    <w:tbl>
+      <w:tblPr>
+        <w:tblStyle w:val="Grilledutableau"/>
+        <w:tblW w:w="0" w:type="auto"/>
+        <w:tblLook w:val="04A0" w:firstRow="1" w:lastRow="0" w:firstColumn="1" w:lastColumn="0" w:noHBand="0" w:noVBand="1"/>
+      </w:tblPr>
+      <w:tblGrid>
+        <w:gridCol w:w="4938"/>
+        <w:gridCol w:w="4939"/>
+      </w:tblGrid>
+      <w:tr>
+        <w:tc>
+          <w:tcPr>
+            <w:tcW w:w="4956" w:type="dxa"/>
+            <w:tcBorders>
+              <w:top w:val="single" w:sz="18" w:space="0" w:color="auto"/>
+              <w:left w:val="single" w:sz="18" w:space="0" w:color="auto"/>
+              <w:right w:val="single" w:sz="18" w:space="0" w:color="auto"/>
+            </w:tcBorders>
+          </w:tcPr>
+          <w:p>
+            <w:pPr>
+              <w:pStyle w:val="Paragraphedeliste"/>
+              <w:numPr>
+                <w:ilvl w:val="0"/>
+                <w:numId w:val="25"/>
+              </w:numPr>
+              <w:spacing w:before="100" w:beforeAutospacing="1"/>
+              <w:ind w:left="449"/>
+              <w:rPr>
+                <w:sz w:val="24"/>
+                <w:szCs w:val="24"/>
+              </w:rPr>
+            </w:pPr>
+            <w:r>
+              <w:t>On place le rapporteur sur le sommet.</w:t>
+            </w:r>
+          </w:p>
+        </w:tc>
+        <w:tc>
+          <w:tcPr>
+            <w:tcW w:w="4957" w:type="dxa"/>
+            <w:tcBorders>
+              <w:top w:val="single" w:sz="18" w:space="0" w:color="auto"/>
+              <w:left w:val="single" w:sz="18" w:space="0" w:color="auto"/>
+              <w:right w:val="single" w:sz="18" w:space="0" w:color="auto"/>
+            </w:tcBorders>
+          </w:tcPr>
+          <w:p>
+            <w:pPr>
+              <w:pStyle w:val="Paragraphedeliste"/>
+              <w:numPr>
+                <w:ilvl w:val="0"/>
+                <w:numId w:val="25"/>
+              </w:numPr>
+              <w:spacing w:before="100" w:beforeAutospacing="1"/>
+              <w:ind w:left="458"/>
+              <w:rPr>
+                <w:sz w:val="24"/>
+                <w:szCs w:val="24"/>
+              </w:rPr>
+            </w:pPr>
+            <w:r>
+              <w:t>On aligne le rapporteur avec la demi-droite et on mesure 70° à partir du 0° aligné avec la demi-droite.</w:t>
+            </w:r>
+          </w:p>
+        </w:tc>
+      </w:tr>
+      <w:tr>
+        <w:trPr>
+          <w:trHeight w:val="3415"/>
+        </w:trPr>
+        <w:tc>
+          <w:tcPr>
+            <w:tcW w:w="4956" w:type="dxa"/>
+            <w:tcBorders>
+              <w:left w:val="single" w:sz="18" w:space="0" w:color="auto"/>
+              <w:bottom w:val="single" w:sz="18" w:space="0" w:color="auto"/>
+              <w:right w:val="single" w:sz="18" w:space="0" w:color="auto"/>
+            </w:tcBorders>
+            <w:vAlign w:val="center"/>
+          </w:tcPr>
+          <w:p>
+            <w:pPr>
+              <w:jc w:val="center"/>
+            </w:pPr>
+            <w:r>
+              <w:rPr>
+                <w:noProof/>
+                <w:sz w:val="24"/>
+                <w:szCs w:val="24"/>
+              </w:rPr>
+              <w:drawing>
+                <wp:inline distT="0" distB="0" distL="0" distR="0" wp14:anchorId="1F090016" wp14:editId="3755005E">
+                  <wp:extent cx="2988000" cy="1571850"/>
+                  <wp:effectExtent l="0" t="0" r="3175" b="9525"/>
+                  <wp:docPr id="41" name="Graphique 41"/>
+                  <wp:cNvGraphicFramePr>
+                    <a:graphicFrameLocks xmlns:a="http://schemas.openxmlformats.org/drawingml/2006/main" noChangeAspect="1"/>
+                  </wp:cNvGraphicFramePr>
+                  <a:graphic xmlns:a="http://schemas.openxmlformats.org/drawingml/2006/main">
+                    <a:graphicData uri="http://schemas.openxmlformats.org/drawingml/2006/picture">
+                      <pic:pic xmlns:pic="http://schemas.openxmlformats.org/drawingml/2006/picture">
+                        <pic:nvPicPr>
+                          <pic:cNvPr id="1" name=""/>
+                          <pic:cNvPicPr/>
+                        </pic:nvPicPr>
+                        <pic:blipFill>
+                          <a:blip r:embed="rId34">
+                            <a:extLst>
+                              <a:ext uri="{96DAC541-7B7A-43D3-8B79-37D633B846F1}">
+                                <asvg:svgBlip xmlns:asvg="http://schemas.microsoft.com/office/drawing/2016/SVG/main" r:embed="rId35"/>
+                              </a:ext>
+                            </a:extLst>
+                          </a:blip>
+                          <a:stretch>
+                            <a:fillRect/>
+                          </a:stretch>
+                        </pic:blipFill>
+                        <pic:spPr>
+                          <a:xfrm>
+                            <a:off x="0" y="0"/>
+                            <a:ext cx="2988000" cy="1571850"/>
+                          </a:xfrm>
+                          <a:prstGeom prst="rect">
+                            <a:avLst/>
+                          </a:prstGeom>
+                        </pic:spPr>
+                      </pic:pic>
+                    </a:graphicData>
+                  </a:graphic>
+                </wp:inline>
+              </w:drawing>
+            </w:r>
+          </w:p>
+        </w:tc>
+        <w:tc>
+          <w:tcPr>
+            <w:tcW w:w="4957" w:type="dxa"/>
+            <w:tcBorders>
+              <w:left w:val="single" w:sz="18" w:space="0" w:color="auto"/>
+              <w:bottom w:val="single" w:sz="18" w:space="0" w:color="auto"/>
+              <w:right w:val="single" w:sz="18" w:space="0" w:color="auto"/>
+            </w:tcBorders>
+            <w:vAlign w:val="center"/>
+          </w:tcPr>
+          <w:p>
+            <w:pPr>
+              <w:jc w:val="center"/>
+            </w:pPr>
+            <w:r>
+              <w:rPr>
+                <w:noProof/>
+              </w:rPr>
+              <w:drawing>
+                <wp:inline distT="0" distB="0" distL="0" distR="0" wp14:anchorId="52FBEEB6" wp14:editId="2601B0C8">
+                  <wp:extent cx="2988000" cy="1981256"/>
+                  <wp:effectExtent l="0" t="0" r="3175" b="0"/>
+                  <wp:docPr id="42" name="Graphique 42"/>
+                  <wp:cNvGraphicFramePr>
+                    <a:graphicFrameLocks xmlns:a="http://schemas.openxmlformats.org/drawingml/2006/main" noChangeAspect="1"/>
+                  </wp:cNvGraphicFramePr>
+                  <a:graphic xmlns:a="http://schemas.openxmlformats.org/drawingml/2006/main">
+                    <a:graphicData uri="http://schemas.openxmlformats.org/drawingml/2006/picture">
+                      <pic:pic xmlns:pic="http://schemas.openxmlformats.org/drawingml/2006/picture">
+                        <pic:nvPicPr>
+                          <pic:cNvPr id="1" name=""/>
+                          <pic:cNvPicPr/>
+                        </pic:nvPicPr>
+                        <pic:blipFill>
+                          <a:blip r:embed="rId36">
+                            <a:extLst>
+                              <a:ext uri="{96DAC541-7B7A-43D3-8B79-37D633B846F1}">
+                                <asvg:svgBlip xmlns:asvg="http://schemas.microsoft.com/office/drawing/2016/SVG/main" r:embed="rId37"/>
+                              </a:ext>
+                            </a:extLst>
+                          </a:blip>
+                          <a:stretch>
+                            <a:fillRect/>
+                          </a:stretch>
+                        </pic:blipFill>
+                        <pic:spPr>
+                          <a:xfrm>
+                            <a:off x="0" y="0"/>
+                            <a:ext cx="2988000" cy="1981256"/>
+                          </a:xfrm>
+                          <a:prstGeom prst="rect">
+                            <a:avLst/>
+                          </a:prstGeom>
+                        </pic:spPr>
+                      </pic:pic>
+                    </a:graphicData>
+                  </a:graphic>
+                </wp:inline>
+              </w:drawing>
+            </w:r>
+          </w:p>
+        </w:tc>
+      </w:tr>
+      <w:tr>
+        <w:trPr>
+          <w:trHeight w:val="3226"/>
+        </w:trPr>
+        <w:tc>
+          <w:tcPr>
+            <w:tcW w:w="4956" w:type="dxa"/>
+            <w:tcBorders>
+              <w:top w:val="single" w:sz="18" w:space="0" w:color="auto"/>
+              <w:left w:val="single" w:sz="18" w:space="0" w:color="auto"/>
+              <w:bottom w:val="single" w:sz="18" w:space="0" w:color="auto"/>
+            </w:tcBorders>
+            <w:vAlign w:val="center"/>
+          </w:tcPr>
+          <w:p>
+            <w:pPr>
+              <w:pStyle w:val="Paragraphedeliste"/>
+              <w:numPr>
+                <w:ilvl w:val="0"/>
+                <w:numId w:val="25"/>
+              </w:numPr>
+              <w:spacing w:before="100" w:beforeAutospacing="1"/>
+              <w:ind w:left="449"/>
+              <w:rPr>
+                <w:sz w:val="24"/>
+                <w:szCs w:val="24"/>
+              </w:rPr>
+            </w:pPr>
+            <w:r>
+              <w:t>On trace la demi droite.</w:t>
+            </w:r>
+          </w:p>
+        </w:tc>
+        <w:tc>
+          <w:tcPr>
+            <w:tcW w:w="4957" w:type="dxa"/>
+            <w:tcBorders>
+              <w:top w:val="single" w:sz="18" w:space="0" w:color="auto"/>
+              <w:bottom w:val="single" w:sz="18" w:space="0" w:color="auto"/>
+              <w:right w:val="single" w:sz="18" w:space="0" w:color="auto"/>
+            </w:tcBorders>
+            <w:vAlign w:val="center"/>
+          </w:tcPr>
+          <w:p>
+            <w:pPr>
+              <w:jc w:val="center"/>
+              <w:rPr>
+                <w:noProof/>
+              </w:rPr>
+            </w:pPr>
+            <w:r>
+              <w:rPr>
+                <w:noProof/>
+              </w:rPr>
+              <w:drawing>
+                <wp:inline distT="0" distB="0" distL="0" distR="0" wp14:anchorId="29E7BB61" wp14:editId="3A0C4018">
+                  <wp:extent cx="2066925" cy="1828800"/>
+                  <wp:effectExtent l="0" t="0" r="9525" b="0"/>
+                  <wp:docPr id="43" name="Graphique 43"/>
+                  <wp:cNvGraphicFramePr>
+                    <a:graphicFrameLocks xmlns:a="http://schemas.openxmlformats.org/drawingml/2006/main" noChangeAspect="1"/>
+                  </wp:cNvGraphicFramePr>
+                  <a:graphic xmlns:a="http://schemas.openxmlformats.org/drawingml/2006/main">
+                    <a:graphicData uri="http://schemas.openxmlformats.org/drawingml/2006/picture">
+                      <pic:pic xmlns:pic="http://schemas.openxmlformats.org/drawingml/2006/picture">
+                        <pic:nvPicPr>
+                          <pic:cNvPr id="1" name=""/>
+                          <pic:cNvPicPr/>
+                        </pic:nvPicPr>
+                        <pic:blipFill>
+                          <a:blip r:embed="rId38">
+                            <a:extLst>
+                              <a:ext uri="{96DAC541-7B7A-43D3-8B79-37D633B846F1}">
+                                <asvg:svgBlip xmlns:asvg="http://schemas.microsoft.com/office/drawing/2016/SVG/main" r:embed="rId39"/>
+                              </a:ext>
+                            </a:extLst>
+                          </a:blip>
+                          <a:stretch>
+                            <a:fillRect/>
+                          </a:stretch>
+                        </pic:blipFill>
+                        <pic:spPr>
+                          <a:xfrm>
+                            <a:off x="0" y="0"/>
+                            <a:ext cx="2066925" cy="1828800"/>
+                          </a:xfrm>
+                          <a:prstGeom prst="rect">
+                            <a:avLst/>
+                          </a:prstGeom>
+                        </pic:spPr>
+                      </pic:pic>
+                    </a:graphicData>
+                  </a:graphic>
+                </wp:inline>
+              </w:drawing>
+            </w:r>
+          </w:p>
+        </w:tc>
+      </w:tr>
+    </w:tbl>
+    <w:p>
+      <w:pPr>
+        <w:pStyle w:val="Titre1"/>
+      </w:pPr>
+      <w:r>
+        <w:t>I</w:t>
+      </w:r>
+      <w:r>
+        <w:t>I</w:t>
+      </w:r>
+      <w:r>
+        <w:t>I</w:t>
+      </w:r>
+      <w:r>
+        <w:t xml:space="preserve"> – </w:t>
+      </w:r>
+      <w:r>
         <w:t xml:space="preserve">Couple d'angles </w:t>
       </w:r>
       <w:r>
@@ -1913,23 +2419,7 @@
                                 <w:sz w:val="24"/>
                                 <w:szCs w:val="24"/>
                               </w:rPr>
-                              <w:t xml:space="preserve">Deux droites sécantes forment 4 angles. Deux angles n'ayant que le sommet en commun, </w:t>
-                            </w:r>
-                            <w:r>
-                              <w:rPr>
-                                <w:rFonts w:ascii="Cambria Math" w:hAnsi="Cambria Math"/>
-                                <w:sz w:val="24"/>
-                                <w:szCs w:val="24"/>
-                              </w:rPr>
-                              <w:t>parmi</w:t>
-                            </w:r>
-                            <w:r>
-                              <w:rPr>
-                                <w:rFonts w:ascii="Cambria Math" w:hAnsi="Cambria Math"/>
-                                <w:sz w:val="24"/>
-                                <w:szCs w:val="24"/>
-                              </w:rPr>
-                              <w:t xml:space="preserve"> les quatre, sont dits </w:t>
+                              <w:t xml:space="preserve">Deux droites sécantes forment 4 angles. Deux angles n'ayant que le sommet en commun, parmi les quatre, sont dits </w:t>
                             </w:r>
                             <w:r>
                               <w:rPr>
@@ -1938,16 +2428,7 @@
                                 <w:sz w:val="24"/>
                                 <w:szCs w:val="24"/>
                               </w:rPr>
-                              <w:t xml:space="preserve">opposés par </w:t>
-                            </w:r>
-                            <w:r>
-                              <w:rPr>
-                                <w:rFonts w:ascii="Cambria Math" w:hAnsi="Cambria Math"/>
-                                <w:color w:val="FF0000"/>
-                                <w:sz w:val="24"/>
-                                <w:szCs w:val="24"/>
-                              </w:rPr>
-                              <w:t>le sommet</w:t>
+                              <w:t>opposés par le sommet</w:t>
                             </w:r>
                             <w:r>
                               <w:rPr>
@@ -1955,23 +2436,7 @@
                                 <w:sz w:val="24"/>
                                 <w:szCs w:val="24"/>
                               </w:rPr>
-                              <w:t xml:space="preserve">. </w:t>
-                            </w:r>
-                            <w:r>
-                              <w:rPr>
-                                <w:rFonts w:ascii="Cambria Math" w:hAnsi="Cambria Math"/>
-                                <w:sz w:val="24"/>
-                                <w:szCs w:val="24"/>
-                              </w:rPr>
-                              <w:t>Ils sont</w:t>
-                            </w:r>
-                            <w:r>
-                              <w:rPr>
-                                <w:rFonts w:ascii="Cambria Math" w:hAnsi="Cambria Math"/>
-                                <w:sz w:val="24"/>
-                                <w:szCs w:val="24"/>
-                              </w:rPr>
-                              <w:t xml:space="preserve"> alors de même mesure.</w:t>
+                              <w:t>. Ils sont alors de même mesure.</w:t>
                             </w:r>
                           </w:p>
                         </w:txbxContent>
@@ -2009,23 +2474,7 @@
                           <w:sz w:val="24"/>
                           <w:szCs w:val="24"/>
                         </w:rPr>
-                        <w:t xml:space="preserve">Deux droites sécantes forment 4 angles. Deux angles n'ayant que le sommet en commun, </w:t>
-                      </w:r>
-                      <w:r>
-                        <w:rPr>
-                          <w:rFonts w:ascii="Cambria Math" w:hAnsi="Cambria Math"/>
-                          <w:sz w:val="24"/>
-                          <w:szCs w:val="24"/>
-                        </w:rPr>
-                        <w:t>parmi</w:t>
-                      </w:r>
-                      <w:r>
-                        <w:rPr>
-                          <w:rFonts w:ascii="Cambria Math" w:hAnsi="Cambria Math"/>
-                          <w:sz w:val="24"/>
-                          <w:szCs w:val="24"/>
-                        </w:rPr>
-                        <w:t xml:space="preserve"> les quatre, sont dits </w:t>
+                        <w:t xml:space="preserve">Deux droites sécantes forment 4 angles. Deux angles n'ayant que le sommet en commun, parmi les quatre, sont dits </w:t>
                       </w:r>
                       <w:r>
                         <w:rPr>
@@ -2034,16 +2483,7 @@
                           <w:sz w:val="24"/>
                           <w:szCs w:val="24"/>
                         </w:rPr>
-                        <w:t xml:space="preserve">opposés par </w:t>
-                      </w:r>
-                      <w:r>
-                        <w:rPr>
-                          <w:rFonts w:ascii="Cambria Math" w:hAnsi="Cambria Math"/>
-                          <w:color w:val="FF0000"/>
-                          <w:sz w:val="24"/>
-                          <w:szCs w:val="24"/>
-                        </w:rPr>
-                        <w:t>le sommet</w:t>
+                        <w:t>opposés par le sommet</w:t>
                       </w:r>
                       <w:r>
                         <w:rPr>
@@ -2051,23 +2491,7 @@
                           <w:sz w:val="24"/>
                           <w:szCs w:val="24"/>
                         </w:rPr>
-                        <w:t xml:space="preserve">. </w:t>
-                      </w:r>
-                      <w:r>
-                        <w:rPr>
-                          <w:rFonts w:ascii="Cambria Math" w:hAnsi="Cambria Math"/>
-                          <w:sz w:val="24"/>
-                          <w:szCs w:val="24"/>
-                        </w:rPr>
-                        <w:t>Ils sont</w:t>
-                      </w:r>
-                      <w:r>
-                        <w:rPr>
-                          <w:rFonts w:ascii="Cambria Math" w:hAnsi="Cambria Math"/>
-                          <w:sz w:val="24"/>
-                          <w:szCs w:val="24"/>
-                        </w:rPr>
-                        <w:t xml:space="preserve"> alors de même mesure.</w:t>
+                        <w:t>. Ils sont alors de même mesure.</w:t>
                       </w:r>
                     </w:p>
                   </w:txbxContent>
@@ -2130,10 +2554,10 @@
                           <pic:cNvPicPr/>
                         </pic:nvPicPr>
                         <pic:blipFill>
-                          <a:blip r:embed="rId30">
+                          <a:blip r:embed="rId40">
                             <a:extLst>
                               <a:ext uri="{96DAC541-7B7A-43D3-8B79-37D633B846F1}">
-                                <asvg:svgBlip xmlns:asvg="http://schemas.microsoft.com/office/drawing/2016/SVG/main" r:embed="rId31"/>
+                                <asvg:svgBlip xmlns:asvg="http://schemas.microsoft.com/office/drawing/2016/SVG/main" r:embed="rId41"/>
                               </a:ext>
                             </a:extLst>
                           </a:blip>
@@ -2267,13 +2691,7 @@
                     <w:rPr>
                       <w:rFonts w:ascii="Cambria Math" w:hAnsi="Cambria Math"/>
                     </w:rPr>
-                    <m:t>AO</m:t>
-                  </m:r>
-                  <m:r>
-                    <w:rPr>
-                      <w:rFonts w:ascii="Cambria Math" w:hAnsi="Cambria Math"/>
-                    </w:rPr>
-                    <m:t>M</m:t>
+                    <m:t>AOM</m:t>
                   </m:r>
                 </m:e>
               </m:acc>
@@ -2285,10 +2703,7 @@
               <w:t xml:space="preserve"> </w:t>
             </w:r>
             <w:r>
-              <w:t>et</w:t>
-            </w:r>
-            <w:r>
-              <w:t xml:space="preserve"> </w:t>
+              <w:t xml:space="preserve">et </w:t>
             </w:r>
             <m:oMath>
               <m:acc>
@@ -2305,19 +2720,7 @@
                     <w:rPr>
                       <w:rFonts w:ascii="Cambria Math" w:hAnsi="Cambria Math"/>
                     </w:rPr>
-                    <m:t>B</m:t>
-                  </m:r>
-                  <m:r>
-                    <w:rPr>
-                      <w:rFonts w:ascii="Cambria Math" w:hAnsi="Cambria Math"/>
-                    </w:rPr>
-                    <m:t>O</m:t>
-                  </m:r>
-                  <m:r>
-                    <w:rPr>
-                      <w:rFonts w:ascii="Cambria Math" w:hAnsi="Cambria Math"/>
-                    </w:rPr>
-                    <m:t>N</m:t>
+                    <m:t>BON</m:t>
                   </m:r>
                 </m:e>
               </m:acc>
@@ -2543,13 +2946,13 @@
                           <pic:cNvPicPr/>
                         </pic:nvPicPr>
                         <pic:blipFill>
-                          <a:blip r:embed="rId32">
+                          <a:blip r:embed="rId42">
                             <a:extLst>
                               <a:ext uri="{28A0092B-C50C-407E-A947-70E740481C1C}">
                                 <a14:useLocalDpi xmlns:a14="http://schemas.microsoft.com/office/drawing/2010/main" val="0"/>
                               </a:ext>
                               <a:ext uri="{96DAC541-7B7A-43D3-8B79-37D633B846F1}">
-                                <asvg:svgBlip xmlns:asvg="http://schemas.microsoft.com/office/drawing/2016/SVG/main" r:embed="rId33"/>
+                                <asvg:svgBlip xmlns:asvg="http://schemas.microsoft.com/office/drawing/2016/SVG/main" r:embed="rId43"/>
                               </a:ext>
                             </a:extLst>
                           </a:blip>
@@ -2647,19 +3050,7 @@
                     <w:rPr>
                       <w:rFonts w:ascii="Cambria Math" w:hAnsi="Cambria Math"/>
                     </w:rPr>
-                    <m:t>B</m:t>
-                  </m:r>
-                  <m:r>
-                    <w:rPr>
-                      <w:rFonts w:ascii="Cambria Math" w:hAnsi="Cambria Math"/>
-                    </w:rPr>
-                    <m:t>O</m:t>
-                  </m:r>
-                  <m:r>
-                    <w:rPr>
-                      <w:rFonts w:ascii="Cambria Math" w:hAnsi="Cambria Math"/>
-                    </w:rPr>
-                    <m:t>C</m:t>
+                    <m:t>BOC</m:t>
                   </m:r>
                 </m:e>
               </m:acc>
@@ -2678,10 +3069,7 @@
               <w:t>complémentaires</w:t>
             </w:r>
             <w:r>
-              <w:t xml:space="preserve"> car</w:t>
-            </w:r>
-            <w:r>
-              <w:t xml:space="preserve"> </w:t>
+              <w:t xml:space="preserve"> car </w:t>
             </w:r>
             <m:oMath>
               <m:acc>
@@ -2744,40 +3132,197 @@
       <w:pPr>
         <w:spacing w:before="100" w:beforeAutospacing="1" w:after="100" w:afterAutospacing="1" w:line="240" w:lineRule="auto"/>
         <w:rPr>
-          <w:rStyle w:val="Accentuationlgre"/>
-          <w:sz w:val="28"/>
-          <w:szCs w:val="28"/>
-          <w:lang w:eastAsia="fr-FR"/>
-        </w:rPr>
-      </w:pPr>
-      <w:r>
-        <w:rPr>
-          <w:rStyle w:val="Accentuationlgre"/>
-          <w:sz w:val="28"/>
-          <w:szCs w:val="28"/>
-          <w:lang w:eastAsia="fr-FR"/>
-        </w:rPr>
-        <w:t>Remarque :</w:t>
-      </w:r>
-    </w:p>
-    <w:p>
-      <w:pPr>
-        <w:numPr>
-          <w:ilvl w:val="0"/>
-          <w:numId w:val="23"/>
-        </w:numPr>
-        <w:spacing w:before="100" w:beforeAutospacing="1" w:after="100" w:afterAutospacing="1" w:line="240" w:lineRule="auto"/>
-        <w:rPr>
           <w:rFonts w:eastAsia="Times New Roman" w:cs="Times New Roman"/>
           <w:lang w:eastAsia="fr-FR"/>
         </w:rPr>
       </w:pPr>
       <w:r>
         <w:rPr>
-          <w:rFonts w:eastAsia="Times New Roman" w:cs="Times New Roman"/>
+          <w:noProof/>
           <w:lang w:eastAsia="fr-FR"/>
         </w:rPr>
-        <w:t>Des angles dont la somme des mesures est égale à 180° sont dits supplémentaires.</w:t>
+        <w:lastRenderedPageBreak/>
+        <mc:AlternateContent>
+          <mc:Choice Requires="wps">
+            <w:drawing>
+              <wp:inline distT="0" distB="0" distL="0" distR="0" wp14:anchorId="20579AFA" wp14:editId="5BE12476">
+                <wp:extent cx="6200349" cy="318164"/>
+                <wp:effectExtent l="57150" t="57150" r="10160" b="24765"/>
+                <wp:docPr id="4" name="Zone de texte 2"/>
+                <wp:cNvGraphicFramePr>
+                  <a:graphicFrameLocks xmlns:a="http://schemas.openxmlformats.org/drawingml/2006/main"/>
+                </wp:cNvGraphicFramePr>
+                <a:graphic xmlns:a="http://schemas.openxmlformats.org/drawingml/2006/main">
+                  <a:graphicData uri="http://schemas.microsoft.com/office/word/2010/wordprocessingShape">
+                    <wps:wsp>
+                      <wps:cNvSpPr txBox="1">
+                        <a:spLocks noChangeArrowheads="1"/>
+                      </wps:cNvSpPr>
+                      <wps:spPr bwMode="auto">
+                        <a:xfrm>
+                          <a:off x="0" y="0"/>
+                          <a:ext cx="6200349" cy="318164"/>
+                        </a:xfrm>
+                        <a:prstGeom prst="rect">
+                          <a:avLst/>
+                        </a:prstGeom>
+                        <a:solidFill>
+                          <a:srgbClr val="FFFFFF"/>
+                        </a:solidFill>
+                        <a:ln w="12700" cmpd="dbl">
+                          <a:solidFill>
+                            <a:srgbClr val="000000"/>
+                          </a:solidFill>
+                          <a:miter lim="800000"/>
+                          <a:headEnd/>
+                          <a:tailEnd/>
+                        </a:ln>
+                        <a:effectLst>
+                          <a:outerShdw dist="63500" dir="13500000" algn="br" rotWithShape="0">
+                            <a:schemeClr val="bg1">
+                              <a:lumMod val="85000"/>
+                              <a:lumOff val="0"/>
+                            </a:schemeClr>
+                          </a:outerShdw>
+                        </a:effectLst>
+                      </wps:spPr>
+                      <wps:txbx>
+                        <w:txbxContent>
+                          <w:p>
+                            <w:pPr>
+                              <w:tabs>
+                                <w:tab w:val="left" w:pos="8760"/>
+                              </w:tabs>
+                              <w:rPr>
+                                <w:rFonts w:ascii="Cambria Math" w:hAnsi="Cambria Math"/>
+                                <w:sz w:val="24"/>
+                                <w:szCs w:val="24"/>
+                              </w:rPr>
+                            </w:pPr>
+                            <w:r>
+                              <w:rPr>
+                                <w:rFonts w:ascii="Cambria Math" w:hAnsi="Cambria Math"/>
+                                <w:sz w:val="24"/>
+                                <w:szCs w:val="24"/>
+                              </w:rPr>
+                              <w:t xml:space="preserve">Des angles dont la somme des mesures est égale à </w:t>
+                            </w:r>
+                            <w:r>
+                              <w:rPr>
+                                <w:rFonts w:ascii="Cambria Math" w:hAnsi="Cambria Math"/>
+                                <w:sz w:val="24"/>
+                                <w:szCs w:val="24"/>
+                              </w:rPr>
+                              <w:t>18</w:t>
+                            </w:r>
+                            <w:r>
+                              <w:rPr>
+                                <w:rFonts w:ascii="Cambria Math" w:hAnsi="Cambria Math"/>
+                                <w:sz w:val="24"/>
+                                <w:szCs w:val="24"/>
+                              </w:rPr>
+                              <w:t xml:space="preserve">0° sont dits </w:t>
+                            </w:r>
+                            <w:r>
+                              <w:rPr>
+                                <w:rFonts w:ascii="Cambria Math" w:hAnsi="Cambria Math"/>
+                                <w:color w:val="FF0000"/>
+                                <w:sz w:val="24"/>
+                                <w:szCs w:val="24"/>
+                              </w:rPr>
+                              <w:t>supplémentaires</w:t>
+                            </w:r>
+                            <w:r>
+                              <w:rPr>
+                                <w:rFonts w:ascii="Cambria Math" w:hAnsi="Cambria Math"/>
+                                <w:sz w:val="24"/>
+                                <w:szCs w:val="24"/>
+                              </w:rPr>
+                              <w:t>.</w:t>
+                            </w:r>
+                          </w:p>
+                        </w:txbxContent>
+                      </wps:txbx>
+                      <wps:bodyPr rot="0" vert="horz" wrap="square" lIns="91440" tIns="45720" rIns="91440" bIns="45720" anchor="t" anchorCtr="0" upright="1">
+                        <a:noAutofit/>
+                      </wps:bodyPr>
+                    </wps:wsp>
+                  </a:graphicData>
+                </a:graphic>
+              </wp:inline>
+            </w:drawing>
+          </mc:Choice>
+          <mc:Fallback>
+            <w:pict>
+              <v:shapetype w14:anchorId="20579AFA" id="_x0000_t202" coordsize="21600,21600" o:spt="202" path="m,l,21600r21600,l21600,xe">
+                <v:stroke joinstyle="miter"/>
+                <v:path gradientshapeok="t" o:connecttype="rect"/>
+              </v:shapetype>
+              <v:shape id="_x0000_s1029" type="#_x0000_t202" style="width:488.2pt;height:25.05pt;visibility:visible;mso-wrap-style:square;mso-left-percent:-10001;mso-top-percent:-10001;mso-position-horizontal:absolute;mso-position-horizontal-relative:char;mso-position-vertical:absolute;mso-position-vertical-relative:line;mso-left-percent:-10001;mso-top-percent:-10001;v-text-anchor:top" o:gfxdata="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" strokeweight="1pt">
+                <v:stroke linestyle="thinThin"/>
+                <v:shadow on="t" color="#d8d8d8 [2732]" origin=".5,.5" offset="-1.24725mm,-1.24725mm"/>
+                <v:textbox>
+                  <w:txbxContent>
+                    <w:p>
+                      <w:pPr>
+                        <w:tabs>
+                          <w:tab w:val="left" w:pos="8760"/>
+                        </w:tabs>
+                        <w:rPr>
+                          <w:rFonts w:ascii="Cambria Math" w:hAnsi="Cambria Math"/>
+                          <w:sz w:val="24"/>
+                          <w:szCs w:val="24"/>
+                        </w:rPr>
+                      </w:pPr>
+                      <w:r>
+                        <w:rPr>
+                          <w:rFonts w:ascii="Cambria Math" w:hAnsi="Cambria Math"/>
+                          <w:sz w:val="24"/>
+                          <w:szCs w:val="24"/>
+                        </w:rPr>
+                        <w:t xml:space="preserve">Des angles dont la somme des mesures est égale à </w:t>
+                      </w:r>
+                      <w:r>
+                        <w:rPr>
+                          <w:rFonts w:ascii="Cambria Math" w:hAnsi="Cambria Math"/>
+                          <w:sz w:val="24"/>
+                          <w:szCs w:val="24"/>
+                        </w:rPr>
+                        <w:t>18</w:t>
+                      </w:r>
+                      <w:r>
+                        <w:rPr>
+                          <w:rFonts w:ascii="Cambria Math" w:hAnsi="Cambria Math"/>
+                          <w:sz w:val="24"/>
+                          <w:szCs w:val="24"/>
+                        </w:rPr>
+                        <w:t xml:space="preserve">0° sont dits </w:t>
+                      </w:r>
+                      <w:r>
+                        <w:rPr>
+                          <w:rFonts w:ascii="Cambria Math" w:hAnsi="Cambria Math"/>
+                          <w:color w:val="FF0000"/>
+                          <w:sz w:val="24"/>
+                          <w:szCs w:val="24"/>
+                        </w:rPr>
+                        <w:t>supplémentaires</w:t>
+                      </w:r>
+                      <w:r>
+                        <w:rPr>
+                          <w:rFonts w:ascii="Cambria Math" w:hAnsi="Cambria Math"/>
+                          <w:sz w:val="24"/>
+                          <w:szCs w:val="24"/>
+                        </w:rPr>
+                        <w:t>.</w:t>
+                      </w:r>
+                    </w:p>
+                  </w:txbxContent>
+                </v:textbox>
+                <w10:anchorlock/>
+              </v:shape>
+            </w:pict>
+          </mc:Fallback>
+        </mc:AlternateContent>
       </w:r>
     </w:p>
     <w:tbl>
@@ -2831,13 +3376,13 @@
                           <pic:cNvPicPr/>
                         </pic:nvPicPr>
                         <pic:blipFill>
-                          <a:blip r:embed="rId34">
+                          <a:blip r:embed="rId44">
                             <a:extLst>
                               <a:ext uri="{28A0092B-C50C-407E-A947-70E740481C1C}">
                                 <a14:useLocalDpi xmlns:a14="http://schemas.microsoft.com/office/drawing/2010/main" val="0"/>
                               </a:ext>
                               <a:ext uri="{96DAC541-7B7A-43D3-8B79-37D633B846F1}">
-                                <asvg:svgBlip xmlns:asvg="http://schemas.microsoft.com/office/drawing/2016/SVG/main" r:embed="rId35"/>
+                                <asvg:svgBlip xmlns:asvg="http://schemas.microsoft.com/office/drawing/2016/SVG/main" r:embed="rId45"/>
                               </a:ext>
                             </a:extLst>
                           </a:blip>
@@ -2951,19 +3496,7 @@
                     <w:rPr>
                       <w:rFonts w:ascii="Cambria Math" w:hAnsi="Cambria Math"/>
                     </w:rPr>
-                    <m:t>C</m:t>
-                  </m:r>
-                  <m:r>
-                    <w:rPr>
-                      <w:rFonts w:ascii="Cambria Math" w:hAnsi="Cambria Math"/>
-                    </w:rPr>
-                    <m:t>O</m:t>
-                  </m:r>
-                  <m:r>
-                    <w:rPr>
-                      <w:rFonts w:ascii="Cambria Math" w:hAnsi="Cambria Math"/>
-                    </w:rPr>
-                    <m:t>D</m:t>
+                    <m:t>COD</m:t>
                   </m:r>
                 </m:e>
               </m:acc>
@@ -2976,13 +3509,10 @@
                 <w:b/>
                 <w:bCs/>
               </w:rPr>
-              <w:t>complémentaires</w:t>
-            </w:r>
-            <w:r>
-              <w:t xml:space="preserve"> car</w:t>
-            </w:r>
-            <w:r>
-              <w:t> :</w:t>
+              <w:t>supplémentaires</w:t>
+            </w:r>
+            <w:r>
+              <w:t xml:space="preserve"> car :</w:t>
             </w:r>
           </w:p>
           <w:p>
@@ -3054,19 +3584,7 @@
                     <w:rPr>
                       <w:rFonts w:ascii="Cambria Math" w:hAnsi="Cambria Math"/>
                     </w:rPr>
-                    <m:t>C</m:t>
-                  </m:r>
-                  <m:r>
-                    <w:rPr>
-                      <w:rFonts w:ascii="Cambria Math" w:hAnsi="Cambria Math"/>
-                    </w:rPr>
-                    <m:t>O</m:t>
-                  </m:r>
-                  <m:r>
-                    <w:rPr>
-                      <w:rFonts w:ascii="Cambria Math" w:hAnsi="Cambria Math"/>
-                    </w:rPr>
-                    <m:t>D</m:t>
+                    <m:t>COD</m:t>
                   </m:r>
                 </m:e>
               </m:acc>
@@ -3074,31 +3592,7 @@
                 <w:rPr>
                   <w:rFonts w:ascii="Cambria Math" w:hAnsi="Cambria Math"/>
                 </w:rPr>
-                <m:t>=54+</m:t>
-              </m:r>
-              <m:r>
-                <w:rPr>
-                  <w:rFonts w:ascii="Cambria Math" w:hAnsi="Cambria Math"/>
-                </w:rPr>
-                <m:t xml:space="preserve">90 + </m:t>
-              </m:r>
-              <m:r>
-                <w:rPr>
-                  <w:rFonts w:ascii="Cambria Math" w:hAnsi="Cambria Math"/>
-                </w:rPr>
-                <m:t>36=</m:t>
-              </m:r>
-              <m:r>
-                <w:rPr>
-                  <w:rFonts w:ascii="Cambria Math" w:hAnsi="Cambria Math"/>
-                </w:rPr>
-                <m:t>180</m:t>
-              </m:r>
-              <m:r>
-                <w:rPr>
-                  <w:rFonts w:ascii="Cambria Math" w:hAnsi="Cambria Math"/>
-                </w:rPr>
-                <m:t>°</m:t>
+                <m:t>=54+90 + 36=180°</m:t>
               </m:r>
             </m:oMath>
             <w:r>
@@ -3113,7 +3607,6 @@
         <w:pStyle w:val="Titre2"/>
       </w:pPr>
       <w:r>
-        <w:lastRenderedPageBreak/>
         <w:t>Droites parallèles :</w:t>
       </w:r>
     </w:p>
@@ -3162,10 +3655,10 @@
                           <pic:cNvPicPr/>
                         </pic:nvPicPr>
                         <pic:blipFill>
-                          <a:blip r:embed="rId36">
+                          <a:blip r:embed="rId46">
                             <a:extLst>
                               <a:ext uri="{96DAC541-7B7A-43D3-8B79-37D633B846F1}">
-                                <asvg:svgBlip xmlns:asvg="http://schemas.microsoft.com/office/drawing/2016/SVG/main" r:embed="rId37"/>
+                                <asvg:svgBlip xmlns:asvg="http://schemas.microsoft.com/office/drawing/2016/SVG/main" r:embed="rId47"/>
                               </a:ext>
                             </a:extLst>
                           </a:blip>
@@ -3297,38 +3790,22 @@
               </w:numPr>
               <w:spacing w:before="100" w:beforeAutospacing="1" w:after="100" w:afterAutospacing="1"/>
               <w:rPr>
+                <w:rFonts w:ascii="Times New Roman" w:eastAsia="Times New Roman" w:hAnsi="Times New Roman" w:cs="Times New Roman"/>
+                <w:b/>
+                <w:bCs/>
+                <w:sz w:val="24"/>
+                <w:szCs w:val="24"/>
+                <w:lang w:eastAsia="fr-FR"/>
+              </w:rPr>
+            </w:pPr>
+            <w:r>
+              <w:rPr>
                 <w:rFonts w:eastAsia="Times New Roman" w:cs="Times New Roman"/>
                 <w:b/>
                 <w:bCs/>
                 <w:lang w:eastAsia="fr-FR"/>
               </w:rPr>
-            </w:pPr>
-            <w:r>
-              <w:rPr>
-                <w:rFonts w:eastAsia="Times New Roman" w:cs="Times New Roman"/>
-                <w:b/>
-                <w:bCs/>
-                <w:lang w:eastAsia="fr-FR"/>
-              </w:rPr>
-              <w:t>Les angles alternes</w:t>
-            </w:r>
-            <w:r>
-              <w:rPr>
-                <w:rFonts w:eastAsia="Times New Roman" w:cs="Times New Roman"/>
-                <w:b/>
-                <w:bCs/>
-                <w:lang w:eastAsia="fr-FR"/>
-              </w:rPr>
-              <w:t>-</w:t>
-            </w:r>
-            <w:r>
-              <w:rPr>
-                <w:rFonts w:eastAsia="Times New Roman" w:cs="Times New Roman"/>
-                <w:b/>
-                <w:bCs/>
-                <w:lang w:eastAsia="fr-FR"/>
-              </w:rPr>
-              <w:t>externes</w:t>
+              <w:t>Les angles correspondants</w:t>
             </w:r>
           </w:p>
           <w:p>
@@ -3337,24 +3814,62 @@
                 <w:ilvl w:val="0"/>
                 <w:numId w:val="14"/>
               </w:numPr>
-              <w:spacing w:before="100" w:beforeAutospacing="1" w:after="100" w:afterAutospacing="1"/>
-              <w:rPr>
-                <w:rFonts w:ascii="Times New Roman" w:eastAsia="Times New Roman" w:hAnsi="Times New Roman" w:cs="Times New Roman"/>
-                <w:b/>
-                <w:bCs/>
-                <w:sz w:val="24"/>
-                <w:szCs w:val="24"/>
-                <w:lang w:eastAsia="fr-FR"/>
-              </w:rPr>
-            </w:pPr>
-            <w:r>
+              <w:spacing w:before="100" w:beforeAutospacing="1" w:after="100" w:afterAutospacing="1" w:line="276" w:lineRule="auto"/>
               <w:rPr>
                 <w:rFonts w:eastAsia="Times New Roman" w:cs="Times New Roman"/>
                 <w:b/>
                 <w:bCs/>
                 <w:lang w:eastAsia="fr-FR"/>
               </w:rPr>
-              <w:t>Les angles correspondants</w:t>
+            </w:pPr>
+            <w:r>
+              <w:rPr>
+                <w:rFonts w:eastAsia="Times New Roman" w:cs="Times New Roman"/>
+                <w:b/>
+                <w:bCs/>
+                <w:lang w:eastAsia="fr-FR"/>
+              </w:rPr>
+              <w:t>Les angles alternes</w:t>
+            </w:r>
+            <w:r>
+              <w:rPr>
+                <w:rFonts w:eastAsia="Times New Roman" w:cs="Times New Roman"/>
+                <w:b/>
+                <w:bCs/>
+                <w:lang w:eastAsia="fr-FR"/>
+              </w:rPr>
+              <w:t>-</w:t>
+            </w:r>
+            <w:r>
+              <w:rPr>
+                <w:rFonts w:eastAsia="Times New Roman" w:cs="Times New Roman"/>
+                <w:b/>
+                <w:bCs/>
+                <w:lang w:eastAsia="fr-FR"/>
+              </w:rPr>
+              <w:t>externes</w:t>
+            </w:r>
+            <w:r>
+              <w:rPr>
+                <w:rFonts w:eastAsia="Times New Roman" w:cs="Times New Roman"/>
+                <w:b/>
+                <w:bCs/>
+                <w:lang w:eastAsia="fr-FR"/>
+              </w:rPr>
+              <w:t xml:space="preserve"> </w:t>
+            </w:r>
+            <w:r>
+              <w:rPr>
+                <w:rFonts w:eastAsia="Times New Roman" w:cs="Times New Roman"/>
+                <w:b/>
+                <w:bCs/>
+                <w:i/>
+                <w:iCs/>
+                <w:sz w:val="16"/>
+                <w:szCs w:val="16"/>
+                <w:lang w:eastAsia="fr-FR"/>
+              </w:rPr>
+              <w:t>(hors programme)</w:t>
             </w:r>
           </w:p>
         </w:tc>
@@ -3439,10 +3954,7 @@
               <w:jc w:val="center"/>
             </w:pPr>
             <w:r>
-              <w:t xml:space="preserve">Lorsque </w:t>
-            </w:r>
-            <w:r>
-              <w:t xml:space="preserve">les droites </w:t>
+              <w:t xml:space="preserve">Lorsque les droites </w:t>
             </w:r>
             <m:oMath>
               <m:r>
@@ -3591,13 +4103,13 @@
                           <pic:cNvPicPr/>
                         </pic:nvPicPr>
                         <pic:blipFill>
-                          <a:blip r:embed="rId38">
+                          <a:blip r:embed="rId48">
                             <a:extLst>
                               <a:ext uri="{28A0092B-C50C-407E-A947-70E740481C1C}">
                                 <a14:useLocalDpi xmlns:a14="http://schemas.microsoft.com/office/drawing/2010/main" val="0"/>
                               </a:ext>
                               <a:ext uri="{96DAC541-7B7A-43D3-8B79-37D633B846F1}">
-                                <asvg:svgBlip xmlns:asvg="http://schemas.microsoft.com/office/drawing/2016/SVG/main" r:embed="rId39"/>
+                                <asvg:svgBlip xmlns:asvg="http://schemas.microsoft.com/office/drawing/2016/SVG/main" r:embed="rId49"/>
                               </a:ext>
                             </a:extLst>
                           </a:blip>
@@ -3651,13 +4163,13 @@
                           <pic:cNvPicPr/>
                         </pic:nvPicPr>
                         <pic:blipFill>
-                          <a:blip r:embed="rId40">
+                          <a:blip r:embed="rId50">
                             <a:extLst>
                               <a:ext uri="{28A0092B-C50C-407E-A947-70E740481C1C}">
                                 <a14:useLocalDpi xmlns:a14="http://schemas.microsoft.com/office/drawing/2010/main" val="0"/>
                               </a:ext>
                               <a:ext uri="{96DAC541-7B7A-43D3-8B79-37D633B846F1}">
-                                <asvg:svgBlip xmlns:asvg="http://schemas.microsoft.com/office/drawing/2016/SVG/main" r:embed="rId41"/>
+                                <asvg:svgBlip xmlns:asvg="http://schemas.microsoft.com/office/drawing/2016/SVG/main" r:embed="rId51"/>
                               </a:ext>
                             </a:extLst>
                           </a:blip>
@@ -3713,13 +4225,13 @@
                           <pic:cNvPicPr/>
                         </pic:nvPicPr>
                         <pic:blipFill>
-                          <a:blip r:embed="rId42">
+                          <a:blip r:embed="rId52">
                             <a:extLst>
                               <a:ext uri="{28A0092B-C50C-407E-A947-70E740481C1C}">
                                 <a14:useLocalDpi xmlns:a14="http://schemas.microsoft.com/office/drawing/2010/main" val="0"/>
                               </a:ext>
                               <a:ext uri="{96DAC541-7B7A-43D3-8B79-37D633B846F1}">
-                                <asvg:svgBlip xmlns:asvg="http://schemas.microsoft.com/office/drawing/2016/SVG/main" r:embed="rId43"/>
+                                <asvg:svgBlip xmlns:asvg="http://schemas.microsoft.com/office/drawing/2016/SVG/main" r:embed="rId53"/>
                               </a:ext>
                             </a:extLst>
                           </a:blip>
@@ -3755,10 +4267,10 @@
         </w:numPr>
       </w:pPr>
       <w:r>
-        <w:t>Angles alternes-</w:t>
+        <w:t xml:space="preserve">Angles </w:t>
       </w:r>
       <w:r>
-        <w:t>externes</w:t>
+        <w:t>correspondants</w:t>
       </w:r>
       <w:r>
         <w:t xml:space="preserve"> </w:t>
@@ -3794,7 +4306,7 @@
               <w:jc w:val="center"/>
             </w:pPr>
             <w:r>
-              <w:t>Les angles sont de part et d'autre de la sécante et à l'extérieur des deux droites.</w:t>
+              <w:t>Les angles sont du même côté de la sécante et un à l'intérieur et l'autre à l'extérieur des deux droites</w:t>
             </w:r>
           </w:p>
         </w:tc>
@@ -3808,14 +4320,14 @@
               <w:jc w:val="center"/>
             </w:pPr>
             <w:r>
-              <w:t xml:space="preserve">On peut trouver deux couples d'angles </w:t>
+              <w:t xml:space="preserve">On peut trouver quatre couples d'angles </w:t>
             </w:r>
             <w:r>
               <w:rPr>
                 <w:b/>
                 <w:bCs/>
               </w:rPr>
-              <w:t>alternes-externes</w:t>
+              <w:t>correspondants</w:t>
             </w:r>
             <w:r>
               <w:t>.</w:t>
@@ -3933,7 +4445,7 @@
                 <w:b/>
                 <w:bCs/>
               </w:rPr>
-              <w:t>alternes-externes</w:t>
+              <w:t>correspondants</w:t>
             </w:r>
             <w:r>
               <w:t xml:space="preserve"> sont de </w:t>
@@ -3965,10 +4477,10 @@
                 <w:noProof/>
               </w:rPr>
               <w:drawing>
-                <wp:inline distT="0" distB="0" distL="0" distR="0" wp14:anchorId="5928A386" wp14:editId="6505BD19">
+                <wp:inline distT="0" distB="0" distL="0" distR="0" wp14:anchorId="6594AE2C" wp14:editId="24A4DB98">
                   <wp:extent cx="1440000" cy="1158675"/>
                   <wp:effectExtent l="0" t="0" r="8255" b="3810"/>
-                  <wp:docPr id="19" name="Graphique 19"/>
+                  <wp:docPr id="21" name="Graphique 21"/>
                   <wp:cNvGraphicFramePr>
                     <a:graphicFrameLocks xmlns:a="http://schemas.openxmlformats.org/drawingml/2006/main" noChangeAspect="1"/>
                   </wp:cNvGraphicFramePr>
@@ -3976,17 +4488,17 @@
                     <a:graphicData uri="http://schemas.openxmlformats.org/drawingml/2006/picture">
                       <pic:pic xmlns:pic="http://schemas.openxmlformats.org/drawingml/2006/picture">
                         <pic:nvPicPr>
-                          <pic:cNvPr id="19" name="Graphique 19"/>
+                          <pic:cNvPr id="21" name="Graphique 21"/>
                           <pic:cNvPicPr/>
                         </pic:nvPicPr>
                         <pic:blipFill>
-                          <a:blip r:embed="rId44">
+                          <a:blip r:embed="rId54">
                             <a:extLst>
                               <a:ext uri="{28A0092B-C50C-407E-A947-70E740481C1C}">
                                 <a14:useLocalDpi xmlns:a14="http://schemas.microsoft.com/office/drawing/2010/main" val="0"/>
                               </a:ext>
                               <a:ext uri="{96DAC541-7B7A-43D3-8B79-37D633B846F1}">
-                                <asvg:svgBlip xmlns:asvg="http://schemas.microsoft.com/office/drawing/2016/SVG/main" r:embed="rId45"/>
+                                <asvg:svgBlip xmlns:asvg="http://schemas.microsoft.com/office/drawing/2016/SVG/main" r:embed="rId55"/>
                               </a:ext>
                             </a:extLst>
                           </a:blip>
@@ -4025,10 +4537,10 @@
                 <w:noProof/>
               </w:rPr>
               <w:drawing>
-                <wp:inline distT="0" distB="0" distL="0" distR="0" wp14:anchorId="7838A755" wp14:editId="579A72A3">
+                <wp:inline distT="0" distB="0" distL="0" distR="0" wp14:anchorId="27C0B815" wp14:editId="62315BC2">
                   <wp:extent cx="1440000" cy="1158675"/>
                   <wp:effectExtent l="0" t="0" r="8255" b="3810"/>
-                  <wp:docPr id="20" name="Graphique 20"/>
+                  <wp:docPr id="22" name="Graphique 22"/>
                   <wp:cNvGraphicFramePr>
                     <a:graphicFrameLocks xmlns:a="http://schemas.openxmlformats.org/drawingml/2006/main" noChangeAspect="1"/>
                   </wp:cNvGraphicFramePr>
@@ -4036,17 +4548,17 @@
                     <a:graphicData uri="http://schemas.openxmlformats.org/drawingml/2006/picture">
                       <pic:pic xmlns:pic="http://schemas.openxmlformats.org/drawingml/2006/picture">
                         <pic:nvPicPr>
-                          <pic:cNvPr id="20" name="Graphique 20"/>
+                          <pic:cNvPr id="22" name="Graphique 22"/>
                           <pic:cNvPicPr/>
                         </pic:nvPicPr>
                         <pic:blipFill>
-                          <a:blip r:embed="rId46">
+                          <a:blip r:embed="rId56">
                             <a:extLst>
                               <a:ext uri="{28A0092B-C50C-407E-A947-70E740481C1C}">
                                 <a14:useLocalDpi xmlns:a14="http://schemas.microsoft.com/office/drawing/2010/main" val="0"/>
                               </a:ext>
                               <a:ext uri="{96DAC541-7B7A-43D3-8B79-37D633B846F1}">
-                                <asvg:svgBlip xmlns:asvg="http://schemas.microsoft.com/office/drawing/2016/SVG/main" r:embed="rId47"/>
+                                <asvg:svgBlip xmlns:asvg="http://schemas.microsoft.com/office/drawing/2016/SVG/main" r:embed="rId57"/>
                               </a:ext>
                             </a:extLst>
                           </a:blip>
@@ -4087,10 +4599,10 @@
                 <w:noProof/>
               </w:rPr>
               <w:drawing>
-                <wp:inline distT="0" distB="0" distL="0" distR="0" wp14:anchorId="1BAAB520" wp14:editId="5F7116A6">
+                <wp:inline distT="0" distB="0" distL="0" distR="0" wp14:anchorId="23446A8B" wp14:editId="22986997">
                   <wp:extent cx="1440000" cy="1186169"/>
                   <wp:effectExtent l="0" t="0" r="8255" b="0"/>
-                  <wp:docPr id="32" name="Graphique 32"/>
+                  <wp:docPr id="33" name="Graphique 33"/>
                   <wp:cNvGraphicFramePr>
                     <a:graphicFrameLocks xmlns:a="http://schemas.openxmlformats.org/drawingml/2006/main" noChangeAspect="1"/>
                   </wp:cNvGraphicFramePr>
@@ -4098,17 +4610,17 @@
                     <a:graphicData uri="http://schemas.openxmlformats.org/drawingml/2006/picture">
                       <pic:pic xmlns:pic="http://schemas.openxmlformats.org/drawingml/2006/picture">
                         <pic:nvPicPr>
-                          <pic:cNvPr id="32" name="Graphique 32"/>
+                          <pic:cNvPr id="33" name="Graphique 33"/>
                           <pic:cNvPicPr/>
                         </pic:nvPicPr>
                         <pic:blipFill>
-                          <a:blip r:embed="rId48">
+                          <a:blip r:embed="rId58">
                             <a:extLst>
                               <a:ext uri="{28A0092B-C50C-407E-A947-70E740481C1C}">
                                 <a14:useLocalDpi xmlns:a14="http://schemas.microsoft.com/office/drawing/2010/main" val="0"/>
                               </a:ext>
                               <a:ext uri="{96DAC541-7B7A-43D3-8B79-37D633B846F1}">
-                                <asvg:svgBlip xmlns:asvg="http://schemas.microsoft.com/office/drawing/2016/SVG/main" r:embed="rId49"/>
+                                <asvg:svgBlip xmlns:asvg="http://schemas.microsoft.com/office/drawing/2016/SVG/main" r:embed="rId59"/>
                               </a:ext>
                             </a:extLst>
                           </a:blip>
@@ -4137,404 +4649,12 @@
     </w:tbl>
     <w:p>
       <w:pPr>
-        <w:pStyle w:val="Titre2"/>
-        <w:numPr>
-          <w:ilvl w:val="1"/>
-          <w:numId w:val="20"/>
-        </w:numPr>
-      </w:pPr>
-      <w:r>
-        <w:t xml:space="preserve">Angles </w:t>
-      </w:r>
-      <w:r>
-        <w:t>correspondants</w:t>
-      </w:r>
-      <w:r>
-        <w:t xml:space="preserve"> </w:t>
-      </w:r>
-    </w:p>
-    <w:tbl>
-      <w:tblPr>
-        <w:tblStyle w:val="Grilledutableau"/>
-        <w:tblW w:w="9921" w:type="dxa"/>
-        <w:tblBorders>
-          <w:top w:val="none" w:sz="0" w:space="0" w:color="auto"/>
-          <w:left w:val="none" w:sz="0" w:space="0" w:color="auto"/>
-          <w:bottom w:val="none" w:sz="0" w:space="0" w:color="auto"/>
-          <w:right w:val="none" w:sz="0" w:space="0" w:color="auto"/>
-          <w:insideH w:val="none" w:sz="0" w:space="0" w:color="auto"/>
-          <w:insideV w:val="none" w:sz="0" w:space="0" w:color="auto"/>
-        </w:tblBorders>
-        <w:tblLook w:val="04A0" w:firstRow="1" w:lastRow="0" w:firstColumn="1" w:lastColumn="0" w:noHBand="0" w:noVBand="1"/>
-      </w:tblPr>
-      <w:tblGrid>
-        <w:gridCol w:w="3118"/>
-        <w:gridCol w:w="3118"/>
-        <w:gridCol w:w="3685"/>
-      </w:tblGrid>
-      <w:tr>
-        <w:tc>
-          <w:tcPr>
-            <w:tcW w:w="3118" w:type="dxa"/>
-            <w:vAlign w:val="center"/>
-          </w:tcPr>
-          <w:p>
-            <w:pPr>
-              <w:jc w:val="center"/>
-            </w:pPr>
-            <w:r>
-              <w:t>Les angles sont du même côté de la sécante et un à l'intérieur et l'autre à l'extérieur des deux droites</w:t>
-            </w:r>
-          </w:p>
-        </w:tc>
-        <w:tc>
-          <w:tcPr>
-            <w:tcW w:w="3118" w:type="dxa"/>
-            <w:vAlign w:val="center"/>
-          </w:tcPr>
-          <w:p>
-            <w:pPr>
-              <w:jc w:val="center"/>
-            </w:pPr>
-            <w:r>
-              <w:t xml:space="preserve">On peut trouver quatre couples d'angles </w:t>
-            </w:r>
-            <w:r>
-              <w:rPr>
-                <w:b/>
-                <w:bCs/>
-              </w:rPr>
-              <w:t>correspondants</w:t>
-            </w:r>
-            <w:r>
-              <w:t>.</w:t>
-            </w:r>
-          </w:p>
-        </w:tc>
-        <w:tc>
-          <w:tcPr>
-            <w:tcW w:w="3685" w:type="dxa"/>
-          </w:tcPr>
-          <w:p>
-            <w:pPr>
-              <w:jc w:val="center"/>
-            </w:pPr>
-            <w:r>
-              <w:t xml:space="preserve">Lorsque </w:t>
-            </w:r>
-            <w:r>
-              <w:t xml:space="preserve">les droites </w:t>
-            </w:r>
-            <m:oMath>
-              <m:r>
-                <w:rPr>
-                  <w:rFonts w:ascii="Cambria Math" w:hAnsi="Cambria Math"/>
-                </w:rPr>
-                <m:t>(</m:t>
-              </m:r>
-              <m:sSub>
-                <m:sSubPr>
-                  <m:ctrlPr>
-                    <w:rPr>
-                      <w:rFonts w:ascii="Cambria Math" w:hAnsi="Cambria Math"/>
-                      <w:i/>
-                    </w:rPr>
-                  </m:ctrlPr>
-                </m:sSubPr>
-                <m:e>
-                  <m:r>
-                    <w:rPr>
-                      <w:rFonts w:ascii="Cambria Math" w:hAnsi="Cambria Math"/>
-                    </w:rPr>
-                    <m:t>d</m:t>
-                  </m:r>
-                </m:e>
-                <m:sub>
-                  <m:r>
-                    <w:rPr>
-                      <w:rFonts w:ascii="Cambria Math" w:hAnsi="Cambria Math"/>
-                    </w:rPr>
-                    <m:t>1</m:t>
-                  </m:r>
-                </m:sub>
-              </m:sSub>
-              <m:r>
-                <w:rPr>
-                  <w:rFonts w:ascii="Cambria Math" w:hAnsi="Cambria Math"/>
-                </w:rPr>
-                <m:t>)</m:t>
-              </m:r>
-            </m:oMath>
-            <w:r>
-              <w:t xml:space="preserve"> et </w:t>
-            </w:r>
-            <m:oMath>
-              <m:r>
-                <w:rPr>
-                  <w:rFonts w:ascii="Cambria Math" w:hAnsi="Cambria Math"/>
-                </w:rPr>
-                <m:t>(</m:t>
-              </m:r>
-              <m:sSub>
-                <m:sSubPr>
-                  <m:ctrlPr>
-                    <w:rPr>
-                      <w:rFonts w:ascii="Cambria Math" w:hAnsi="Cambria Math"/>
-                      <w:i/>
-                    </w:rPr>
-                  </m:ctrlPr>
-                </m:sSubPr>
-                <m:e>
-                  <m:r>
-                    <w:rPr>
-                      <w:rFonts w:ascii="Cambria Math" w:hAnsi="Cambria Math"/>
-                    </w:rPr>
-                    <m:t>d</m:t>
-                  </m:r>
-                </m:e>
-                <m:sub>
-                  <m:r>
-                    <w:rPr>
-                      <w:rFonts w:ascii="Cambria Math" w:hAnsi="Cambria Math"/>
-                    </w:rPr>
-                    <m:t>2</m:t>
-                  </m:r>
-                </m:sub>
-              </m:sSub>
-              <m:r>
-                <w:rPr>
-                  <w:rFonts w:ascii="Cambria Math" w:hAnsi="Cambria Math"/>
-                </w:rPr>
-                <m:t>)</m:t>
-              </m:r>
-            </m:oMath>
-            <w:r>
-              <w:t xml:space="preserve"> sont </w:t>
-            </w:r>
-            <w:r>
-              <w:rPr>
-                <w:u w:val="single"/>
-              </w:rPr>
-              <w:t>parallèles</w:t>
-            </w:r>
-            <w:r>
-              <w:t xml:space="preserve">, les angles </w:t>
-            </w:r>
-            <w:r>
-              <w:rPr>
-                <w:b/>
-                <w:bCs/>
-              </w:rPr>
-              <w:t>correspondants</w:t>
-            </w:r>
-            <w:r>
-              <w:t xml:space="preserve"> sont de </w:t>
-            </w:r>
-            <w:r>
-              <w:rPr>
-                <w:u w:val="single"/>
-              </w:rPr>
-              <w:t>même mesure</w:t>
-            </w:r>
-            <w:r>
-              <w:t>.</w:t>
-            </w:r>
-          </w:p>
-        </w:tc>
-      </w:tr>
-      <w:tr>
-        <w:tc>
-          <w:tcPr>
-            <w:tcW w:w="3118" w:type="dxa"/>
-            <w:vAlign w:val="center"/>
-          </w:tcPr>
-          <w:p>
-            <w:pPr>
-              <w:jc w:val="center"/>
-            </w:pPr>
-            <w:r>
-              <w:rPr>
-                <w:noProof/>
-              </w:rPr>
-              <w:drawing>
-                <wp:inline distT="0" distB="0" distL="0" distR="0" wp14:anchorId="6594AE2C" wp14:editId="24A4DB98">
-                  <wp:extent cx="1440000" cy="1158675"/>
-                  <wp:effectExtent l="0" t="0" r="8255" b="3810"/>
-                  <wp:docPr id="21" name="Graphique 21"/>
-                  <wp:cNvGraphicFramePr>
-                    <a:graphicFrameLocks xmlns:a="http://schemas.openxmlformats.org/drawingml/2006/main" noChangeAspect="1"/>
-                  </wp:cNvGraphicFramePr>
-                  <a:graphic xmlns:a="http://schemas.openxmlformats.org/drawingml/2006/main">
-                    <a:graphicData uri="http://schemas.openxmlformats.org/drawingml/2006/picture">
-                      <pic:pic xmlns:pic="http://schemas.openxmlformats.org/drawingml/2006/picture">
-                        <pic:nvPicPr>
-                          <pic:cNvPr id="21" name="Graphique 21"/>
-                          <pic:cNvPicPr/>
-                        </pic:nvPicPr>
-                        <pic:blipFill>
-                          <a:blip r:embed="rId50">
-                            <a:extLst>
-                              <a:ext uri="{28A0092B-C50C-407E-A947-70E740481C1C}">
-                                <a14:useLocalDpi xmlns:a14="http://schemas.microsoft.com/office/drawing/2010/main" val="0"/>
-                              </a:ext>
-                              <a:ext uri="{96DAC541-7B7A-43D3-8B79-37D633B846F1}">
-                                <asvg:svgBlip xmlns:asvg="http://schemas.microsoft.com/office/drawing/2016/SVG/main" r:embed="rId51"/>
-                              </a:ext>
-                            </a:extLst>
-                          </a:blip>
-                          <a:stretch>
-                            <a:fillRect/>
-                          </a:stretch>
-                        </pic:blipFill>
-                        <pic:spPr>
-                          <a:xfrm>
-                            <a:off x="0" y="0"/>
-                            <a:ext cx="1440000" cy="1158675"/>
-                          </a:xfrm>
-                          <a:prstGeom prst="rect">
-                            <a:avLst/>
-                          </a:prstGeom>
-                        </pic:spPr>
-                      </pic:pic>
-                    </a:graphicData>
-                  </a:graphic>
-                </wp:inline>
-              </w:drawing>
-            </w:r>
-          </w:p>
-        </w:tc>
-        <w:tc>
-          <w:tcPr>
-            <w:tcW w:w="3118" w:type="dxa"/>
-            <w:vAlign w:val="center"/>
-          </w:tcPr>
-          <w:p>
-            <w:pPr>
-              <w:jc w:val="center"/>
-            </w:pPr>
-            <w:r>
-              <w:rPr>
-                <w:noProof/>
-              </w:rPr>
-              <w:drawing>
-                <wp:inline distT="0" distB="0" distL="0" distR="0" wp14:anchorId="27C0B815" wp14:editId="62315BC2">
-                  <wp:extent cx="1440000" cy="1158675"/>
-                  <wp:effectExtent l="0" t="0" r="8255" b="3810"/>
-                  <wp:docPr id="22" name="Graphique 22"/>
-                  <wp:cNvGraphicFramePr>
-                    <a:graphicFrameLocks xmlns:a="http://schemas.openxmlformats.org/drawingml/2006/main" noChangeAspect="1"/>
-                  </wp:cNvGraphicFramePr>
-                  <a:graphic xmlns:a="http://schemas.openxmlformats.org/drawingml/2006/main">
-                    <a:graphicData uri="http://schemas.openxmlformats.org/drawingml/2006/picture">
-                      <pic:pic xmlns:pic="http://schemas.openxmlformats.org/drawingml/2006/picture">
-                        <pic:nvPicPr>
-                          <pic:cNvPr id="22" name="Graphique 22"/>
-                          <pic:cNvPicPr/>
-                        </pic:nvPicPr>
-                        <pic:blipFill>
-                          <a:blip r:embed="rId52">
-                            <a:extLst>
-                              <a:ext uri="{28A0092B-C50C-407E-A947-70E740481C1C}">
-                                <a14:useLocalDpi xmlns:a14="http://schemas.microsoft.com/office/drawing/2010/main" val="0"/>
-                              </a:ext>
-                              <a:ext uri="{96DAC541-7B7A-43D3-8B79-37D633B846F1}">
-                                <asvg:svgBlip xmlns:asvg="http://schemas.microsoft.com/office/drawing/2016/SVG/main" r:embed="rId53"/>
-                              </a:ext>
-                            </a:extLst>
-                          </a:blip>
-                          <a:stretch>
-                            <a:fillRect/>
-                          </a:stretch>
-                        </pic:blipFill>
-                        <pic:spPr>
-                          <a:xfrm>
-                            <a:off x="0" y="0"/>
-                            <a:ext cx="1440000" cy="1158675"/>
-                          </a:xfrm>
-                          <a:prstGeom prst="rect">
-                            <a:avLst/>
-                          </a:prstGeom>
-                        </pic:spPr>
-                      </pic:pic>
-                    </a:graphicData>
-                  </a:graphic>
-                </wp:inline>
-              </w:drawing>
-            </w:r>
-          </w:p>
-        </w:tc>
-        <w:tc>
-          <w:tcPr>
-            <w:tcW w:w="3685" w:type="dxa"/>
-          </w:tcPr>
-          <w:p>
-            <w:pPr>
-              <w:jc w:val="center"/>
-              <w:rPr>
-                <w:noProof/>
-              </w:rPr>
-            </w:pPr>
-            <w:r>
-              <w:rPr>
-                <w:noProof/>
-              </w:rPr>
-              <w:drawing>
-                <wp:inline distT="0" distB="0" distL="0" distR="0" wp14:anchorId="23446A8B" wp14:editId="22986997">
-                  <wp:extent cx="1440000" cy="1186169"/>
-                  <wp:effectExtent l="0" t="0" r="8255" b="0"/>
-                  <wp:docPr id="33" name="Graphique 33"/>
-                  <wp:cNvGraphicFramePr>
-                    <a:graphicFrameLocks xmlns:a="http://schemas.openxmlformats.org/drawingml/2006/main" noChangeAspect="1"/>
-                  </wp:cNvGraphicFramePr>
-                  <a:graphic xmlns:a="http://schemas.openxmlformats.org/drawingml/2006/main">
-                    <a:graphicData uri="http://schemas.openxmlformats.org/drawingml/2006/picture">
-                      <pic:pic xmlns:pic="http://schemas.openxmlformats.org/drawingml/2006/picture">
-                        <pic:nvPicPr>
-                          <pic:cNvPr id="33" name="Graphique 33"/>
-                          <pic:cNvPicPr/>
-                        </pic:nvPicPr>
-                        <pic:blipFill>
-                          <a:blip r:embed="rId54">
-                            <a:extLst>
-                              <a:ext uri="{28A0092B-C50C-407E-A947-70E740481C1C}">
-                                <a14:useLocalDpi xmlns:a14="http://schemas.microsoft.com/office/drawing/2010/main" val="0"/>
-                              </a:ext>
-                              <a:ext uri="{96DAC541-7B7A-43D3-8B79-37D633B846F1}">
-                                <asvg:svgBlip xmlns:asvg="http://schemas.microsoft.com/office/drawing/2016/SVG/main" r:embed="rId55"/>
-                              </a:ext>
-                            </a:extLst>
-                          </a:blip>
-                          <a:stretch>
-                            <a:fillRect/>
-                          </a:stretch>
-                        </pic:blipFill>
-                        <pic:spPr>
-                          <a:xfrm>
-                            <a:off x="0" y="0"/>
-                            <a:ext cx="1440000" cy="1186169"/>
-                          </a:xfrm>
-                          <a:prstGeom prst="rect">
-                            <a:avLst/>
-                          </a:prstGeom>
-                        </pic:spPr>
-                      </pic:pic>
-                    </a:graphicData>
-                  </a:graphic>
-                </wp:inline>
-              </w:drawing>
-            </w:r>
-          </w:p>
-        </w:tc>
-      </w:tr>
-    </w:tbl>
-    <w:p>
-      <w:pPr>
         <w:spacing w:after="0"/>
         <w:sectPr>
-          <w:headerReference w:type="default" r:id="rId56"/>
-          <w:footerReference w:type="default" r:id="rId57"/>
-          <w:headerReference w:type="first" r:id="rId58"/>
-          <w:footerReference w:type="first" r:id="rId59"/>
+          <w:headerReference w:type="default" r:id="rId60"/>
+          <w:footerReference w:type="default" r:id="rId61"/>
+          <w:headerReference w:type="first" r:id="rId62"/>
+          <w:footerReference w:type="first" r:id="rId63"/>
           <w:type w:val="continuous"/>
           <w:pgSz w:w="11906" w:h="16838"/>
           <w:pgMar w:top="567" w:right="849" w:bottom="426" w:left="1134" w:header="708" w:footer="123" w:gutter="0"/>
@@ -4544,529 +4664,9 @@
         </w:sectPr>
       </w:pPr>
     </w:p>
-    <w:p>
-      <w:pPr>
-        <w:pStyle w:val="Titre1"/>
-      </w:pPr>
-      <w:r>
-        <w:lastRenderedPageBreak/>
-        <w:t>I</w:t>
-      </w:r>
-      <w:r>
-        <w:t>I</w:t>
-      </w:r>
-      <w:r>
-        <w:t>I</w:t>
-      </w:r>
-      <w:r>
-        <w:t xml:space="preserve"> – </w:t>
-      </w:r>
-      <w:r>
-        <w:t>Mesure et construction</w:t>
-      </w:r>
-      <w:r>
-        <w:rPr>
-          <w:rFonts w:ascii="Times New Roman" w:hAnsi="Times New Roman"/>
-        </w:rPr>
-        <w:t xml:space="preserve"> </w:t>
-      </w:r>
-      <w:r>
-        <w:t>:</w:t>
-      </w:r>
-    </w:p>
-    <w:p>
-      <w:pPr>
-        <w:pStyle w:val="Titre2"/>
-        <w:numPr>
-          <w:ilvl w:val="0"/>
-          <w:numId w:val="24"/>
-        </w:numPr>
-      </w:pPr>
-      <w:r>
-        <w:t>Mesure d’un angle :</w:t>
-      </w:r>
-    </w:p>
-    <w:p>
-      <w:pPr>
-        <w:spacing w:before="100" w:beforeAutospacing="1" w:after="100" w:afterAutospacing="1" w:line="240" w:lineRule="auto"/>
-      </w:pPr>
-      <w:r>
-        <w:t xml:space="preserve">Lorsque l'on souhaite mesure un angle, on place le centre du rapporteur sur le sommet de l'angle ; On aligne l'un des 0° avec l'un </w:t>
-      </w:r>
-      <w:r>
-        <w:t>des côtés</w:t>
-      </w:r>
-      <w:r>
-        <w:t xml:space="preserve"> de l'angle et on mesure à partir de la position de la seconde demi-droite.</w:t>
-      </w:r>
-    </w:p>
-    <w:tbl>
-      <w:tblPr>
-        <w:tblStyle w:val="Grilledutableau"/>
-        <w:tblW w:w="0" w:type="auto"/>
-        <w:tblLook w:val="04A0" w:firstRow="1" w:lastRow="0" w:firstColumn="1" w:lastColumn="0" w:noHBand="0" w:noVBand="1"/>
-      </w:tblPr>
-      <w:tblGrid>
-        <w:gridCol w:w="4956"/>
-        <w:gridCol w:w="4957"/>
-      </w:tblGrid>
-      <w:tr>
-        <w:tc>
-          <w:tcPr>
-            <w:tcW w:w="4956" w:type="dxa"/>
-          </w:tcPr>
-          <w:p>
-            <w:pPr>
-              <w:spacing w:before="100" w:beforeAutospacing="1" w:after="100" w:afterAutospacing="1"/>
-              <w:rPr>
-                <w:sz w:val="24"/>
-                <w:szCs w:val="24"/>
-              </w:rPr>
-            </w:pPr>
-            <w:r>
-              <w:rPr>
-                <w:noProof/>
-                <w:sz w:val="24"/>
-                <w:szCs w:val="24"/>
-              </w:rPr>
-              <w:drawing>
-                <wp:inline distT="0" distB="0" distL="0" distR="0" wp14:anchorId="23D901C3" wp14:editId="57256770">
-                  <wp:extent cx="3060000" cy="2108800"/>
-                  <wp:effectExtent l="0" t="0" r="7620" b="6350"/>
-                  <wp:docPr id="38" name="Graphique 38"/>
-                  <wp:cNvGraphicFramePr>
-                    <a:graphicFrameLocks xmlns:a="http://schemas.openxmlformats.org/drawingml/2006/main" noChangeAspect="1"/>
-                  </wp:cNvGraphicFramePr>
-                  <a:graphic xmlns:a="http://schemas.openxmlformats.org/drawingml/2006/main">
-                    <a:graphicData uri="http://schemas.openxmlformats.org/drawingml/2006/picture">
-                      <pic:pic xmlns:pic="http://schemas.openxmlformats.org/drawingml/2006/picture">
-                        <pic:nvPicPr>
-                          <pic:cNvPr id="1" name=""/>
-                          <pic:cNvPicPr/>
-                        </pic:nvPicPr>
-                        <pic:blipFill>
-                          <a:blip r:embed="rId60">
-                            <a:extLst>
-                              <a:ext uri="{96DAC541-7B7A-43D3-8B79-37D633B846F1}">
-                                <asvg:svgBlip xmlns:asvg="http://schemas.microsoft.com/office/drawing/2016/SVG/main" r:embed="rId61"/>
-                              </a:ext>
-                            </a:extLst>
-                          </a:blip>
-                          <a:stretch>
-                            <a:fillRect/>
-                          </a:stretch>
-                        </pic:blipFill>
-                        <pic:spPr>
-                          <a:xfrm>
-                            <a:off x="0" y="0"/>
-                            <a:ext cx="3060000" cy="2108800"/>
-                          </a:xfrm>
-                          <a:prstGeom prst="rect">
-                            <a:avLst/>
-                          </a:prstGeom>
-                        </pic:spPr>
-                      </pic:pic>
-                    </a:graphicData>
-                  </a:graphic>
-                </wp:inline>
-              </w:drawing>
-            </w:r>
-          </w:p>
-        </w:tc>
-        <w:tc>
-          <w:tcPr>
-            <w:tcW w:w="4957" w:type="dxa"/>
-          </w:tcPr>
-          <w:p>
-            <w:pPr>
-              <w:spacing w:before="100" w:beforeAutospacing="1" w:after="100" w:afterAutospacing="1"/>
-              <w:rPr>
-                <w:sz w:val="24"/>
-                <w:szCs w:val="24"/>
-              </w:rPr>
-            </w:pPr>
-            <w:r>
-              <w:rPr>
-                <w:rFonts w:eastAsia="Times New Roman" w:cs="Times New Roman"/>
-                <w:noProof/>
-                <w:sz w:val="28"/>
-                <w:szCs w:val="28"/>
-                <w:lang w:eastAsia="fr-FR"/>
-              </w:rPr>
-              <w:drawing>
-                <wp:inline distT="0" distB="0" distL="0" distR="0" wp14:anchorId="50FE061C" wp14:editId="3C3D3285">
-                  <wp:extent cx="3060000" cy="1803695"/>
-                  <wp:effectExtent l="0" t="0" r="7620" b="6350"/>
-                  <wp:docPr id="39" name="Graphique 39"/>
-                  <wp:cNvGraphicFramePr>
-                    <a:graphicFrameLocks xmlns:a="http://schemas.openxmlformats.org/drawingml/2006/main" noChangeAspect="1"/>
-                  </wp:cNvGraphicFramePr>
-                  <a:graphic xmlns:a="http://schemas.openxmlformats.org/drawingml/2006/main">
-                    <a:graphicData uri="http://schemas.openxmlformats.org/drawingml/2006/picture">
-                      <pic:pic xmlns:pic="http://schemas.openxmlformats.org/drawingml/2006/picture">
-                        <pic:nvPicPr>
-                          <pic:cNvPr id="1" name=""/>
-                          <pic:cNvPicPr/>
-                        </pic:nvPicPr>
-                        <pic:blipFill>
-                          <a:blip r:embed="rId62">
-                            <a:extLst>
-                              <a:ext uri="{96DAC541-7B7A-43D3-8B79-37D633B846F1}">
-                                <asvg:svgBlip xmlns:asvg="http://schemas.microsoft.com/office/drawing/2016/SVG/main" r:embed="rId63"/>
-                              </a:ext>
-                            </a:extLst>
-                          </a:blip>
-                          <a:stretch>
-                            <a:fillRect/>
-                          </a:stretch>
-                        </pic:blipFill>
-                        <pic:spPr>
-                          <a:xfrm>
-                            <a:off x="0" y="0"/>
-                            <a:ext cx="3060000" cy="1803695"/>
-                          </a:xfrm>
-                          <a:prstGeom prst="rect">
-                            <a:avLst/>
-                          </a:prstGeom>
-                        </pic:spPr>
-                      </pic:pic>
-                    </a:graphicData>
-                  </a:graphic>
-                </wp:inline>
-              </w:drawing>
-            </w:r>
-          </w:p>
-        </w:tc>
-      </w:tr>
-    </w:tbl>
-    <w:p>
-      <w:pPr>
-        <w:spacing w:before="100" w:beforeAutospacing="1" w:after="100" w:afterAutospacing="1" w:line="240" w:lineRule="auto"/>
-        <w:rPr>
-          <w:sz w:val="24"/>
-          <w:szCs w:val="24"/>
-        </w:rPr>
-      </w:pPr>
-      <w:r>
-        <w:t xml:space="preserve">En fonction du 0° choisi, la mesure de l'angle se mesure avec </w:t>
-      </w:r>
-      <w:r>
-        <w:t>les graduations</w:t>
-      </w:r>
-      <w:r>
-        <w:t xml:space="preserve"> à l'intérieur ou à l'extérieur du rapporteur.</w:t>
-      </w:r>
-    </w:p>
-    <w:p>
-      <w:pPr>
-        <w:pStyle w:val="Titre2"/>
-      </w:pPr>
-      <w:r>
-        <w:t>Construction d’un angle :</w:t>
-      </w:r>
-    </w:p>
-    <w:tbl>
-      <w:tblPr>
-        <w:tblStyle w:val="Grilledutableau"/>
-        <w:tblW w:w="0" w:type="auto"/>
-        <w:tblLook w:val="04A0" w:firstRow="1" w:lastRow="0" w:firstColumn="1" w:lastColumn="0" w:noHBand="0" w:noVBand="1"/>
-      </w:tblPr>
-      <w:tblGrid>
-        <w:gridCol w:w="4938"/>
-        <w:gridCol w:w="4939"/>
-      </w:tblGrid>
-      <w:tr>
-        <w:tc>
-          <w:tcPr>
-            <w:tcW w:w="4956" w:type="dxa"/>
-            <w:tcBorders>
-              <w:top w:val="single" w:sz="18" w:space="0" w:color="auto"/>
-              <w:left w:val="single" w:sz="18" w:space="0" w:color="auto"/>
-              <w:right w:val="single" w:sz="18" w:space="0" w:color="auto"/>
-            </w:tcBorders>
-          </w:tcPr>
-          <w:p>
-            <w:pPr>
-              <w:pStyle w:val="Paragraphedeliste"/>
-              <w:numPr>
-                <w:ilvl w:val="0"/>
-                <w:numId w:val="25"/>
-              </w:numPr>
-              <w:spacing w:before="100" w:beforeAutospacing="1"/>
-              <w:ind w:left="449"/>
-              <w:rPr>
-                <w:sz w:val="24"/>
-                <w:szCs w:val="24"/>
-              </w:rPr>
-            </w:pPr>
-            <w:r>
-              <w:t>On place le rapporteur sur le sommet.</w:t>
-            </w:r>
-          </w:p>
-        </w:tc>
-        <w:tc>
-          <w:tcPr>
-            <w:tcW w:w="4957" w:type="dxa"/>
-            <w:tcBorders>
-              <w:top w:val="single" w:sz="18" w:space="0" w:color="auto"/>
-              <w:left w:val="single" w:sz="18" w:space="0" w:color="auto"/>
-              <w:right w:val="single" w:sz="18" w:space="0" w:color="auto"/>
-            </w:tcBorders>
-          </w:tcPr>
-          <w:p>
-            <w:pPr>
-              <w:pStyle w:val="Paragraphedeliste"/>
-              <w:numPr>
-                <w:ilvl w:val="0"/>
-                <w:numId w:val="25"/>
-              </w:numPr>
-              <w:spacing w:before="100" w:beforeAutospacing="1"/>
-              <w:ind w:left="458"/>
-              <w:rPr>
-                <w:sz w:val="24"/>
-                <w:szCs w:val="24"/>
-              </w:rPr>
-            </w:pPr>
-            <w:r>
-              <w:t>On aligne le rapporteur avec la demi-droite et on mesure 70° à partir du 0° aligné avec la demi-droite.</w:t>
-            </w:r>
-          </w:p>
-        </w:tc>
-      </w:tr>
-      <w:tr>
-        <w:trPr>
-          <w:trHeight w:val="3415"/>
-        </w:trPr>
-        <w:tc>
-          <w:tcPr>
-            <w:tcW w:w="4956" w:type="dxa"/>
-            <w:tcBorders>
-              <w:left w:val="single" w:sz="18" w:space="0" w:color="auto"/>
-              <w:bottom w:val="single" w:sz="18" w:space="0" w:color="auto"/>
-              <w:right w:val="single" w:sz="18" w:space="0" w:color="auto"/>
-            </w:tcBorders>
-            <w:vAlign w:val="center"/>
-          </w:tcPr>
-          <w:p>
-            <w:pPr>
-              <w:jc w:val="center"/>
-            </w:pPr>
-            <w:r>
-              <w:rPr>
-                <w:noProof/>
-                <w:sz w:val="24"/>
-                <w:szCs w:val="24"/>
-              </w:rPr>
-              <w:drawing>
-                <wp:inline distT="0" distB="0" distL="0" distR="0" wp14:anchorId="25B77FF3" wp14:editId="1BAED45A">
-                  <wp:extent cx="2988000" cy="1571850"/>
-                  <wp:effectExtent l="0" t="0" r="3175" b="9525"/>
-                  <wp:docPr id="41" name="Graphique 41"/>
-                  <wp:cNvGraphicFramePr>
-                    <a:graphicFrameLocks xmlns:a="http://schemas.openxmlformats.org/drawingml/2006/main" noChangeAspect="1"/>
-                  </wp:cNvGraphicFramePr>
-                  <a:graphic xmlns:a="http://schemas.openxmlformats.org/drawingml/2006/main">
-                    <a:graphicData uri="http://schemas.openxmlformats.org/drawingml/2006/picture">
-                      <pic:pic xmlns:pic="http://schemas.openxmlformats.org/drawingml/2006/picture">
-                        <pic:nvPicPr>
-                          <pic:cNvPr id="1" name=""/>
-                          <pic:cNvPicPr/>
-                        </pic:nvPicPr>
-                        <pic:blipFill>
-                          <a:blip r:embed="rId64">
-                            <a:extLst>
-                              <a:ext uri="{96DAC541-7B7A-43D3-8B79-37D633B846F1}">
-                                <asvg:svgBlip xmlns:asvg="http://schemas.microsoft.com/office/drawing/2016/SVG/main" r:embed="rId65"/>
-                              </a:ext>
-                            </a:extLst>
-                          </a:blip>
-                          <a:stretch>
-                            <a:fillRect/>
-                          </a:stretch>
-                        </pic:blipFill>
-                        <pic:spPr>
-                          <a:xfrm>
-                            <a:off x="0" y="0"/>
-                            <a:ext cx="2988000" cy="1571850"/>
-                          </a:xfrm>
-                          <a:prstGeom prst="rect">
-                            <a:avLst/>
-                          </a:prstGeom>
-                        </pic:spPr>
-                      </pic:pic>
-                    </a:graphicData>
-                  </a:graphic>
-                </wp:inline>
-              </w:drawing>
-            </w:r>
-          </w:p>
-        </w:tc>
-        <w:tc>
-          <w:tcPr>
-            <w:tcW w:w="4957" w:type="dxa"/>
-            <w:tcBorders>
-              <w:left w:val="single" w:sz="18" w:space="0" w:color="auto"/>
-              <w:bottom w:val="single" w:sz="18" w:space="0" w:color="auto"/>
-              <w:right w:val="single" w:sz="18" w:space="0" w:color="auto"/>
-            </w:tcBorders>
-            <w:vAlign w:val="center"/>
-          </w:tcPr>
-          <w:p>
-            <w:pPr>
-              <w:jc w:val="center"/>
-            </w:pPr>
-            <w:r>
-              <w:rPr>
-                <w:noProof/>
-              </w:rPr>
-              <w:drawing>
-                <wp:inline distT="0" distB="0" distL="0" distR="0" wp14:anchorId="01E8A4BE" wp14:editId="76653D46">
-                  <wp:extent cx="2988000" cy="1981256"/>
-                  <wp:effectExtent l="0" t="0" r="3175" b="0"/>
-                  <wp:docPr id="42" name="Graphique 42"/>
-                  <wp:cNvGraphicFramePr>
-                    <a:graphicFrameLocks xmlns:a="http://schemas.openxmlformats.org/drawingml/2006/main" noChangeAspect="1"/>
-                  </wp:cNvGraphicFramePr>
-                  <a:graphic xmlns:a="http://schemas.openxmlformats.org/drawingml/2006/main">
-                    <a:graphicData uri="http://schemas.openxmlformats.org/drawingml/2006/picture">
-                      <pic:pic xmlns:pic="http://schemas.openxmlformats.org/drawingml/2006/picture">
-                        <pic:nvPicPr>
-                          <pic:cNvPr id="1" name=""/>
-                          <pic:cNvPicPr/>
-                        </pic:nvPicPr>
-                        <pic:blipFill>
-                          <a:blip r:embed="rId66">
-                            <a:extLst>
-                              <a:ext uri="{96DAC541-7B7A-43D3-8B79-37D633B846F1}">
-                                <asvg:svgBlip xmlns:asvg="http://schemas.microsoft.com/office/drawing/2016/SVG/main" r:embed="rId67"/>
-                              </a:ext>
-                            </a:extLst>
-                          </a:blip>
-                          <a:stretch>
-                            <a:fillRect/>
-                          </a:stretch>
-                        </pic:blipFill>
-                        <pic:spPr>
-                          <a:xfrm>
-                            <a:off x="0" y="0"/>
-                            <a:ext cx="2988000" cy="1981256"/>
-                          </a:xfrm>
-                          <a:prstGeom prst="rect">
-                            <a:avLst/>
-                          </a:prstGeom>
-                        </pic:spPr>
-                      </pic:pic>
-                    </a:graphicData>
-                  </a:graphic>
-                </wp:inline>
-              </w:drawing>
-            </w:r>
-          </w:p>
-        </w:tc>
-      </w:tr>
-      <w:tr>
-        <w:trPr>
-          <w:trHeight w:val="3226"/>
-        </w:trPr>
-        <w:tc>
-          <w:tcPr>
-            <w:tcW w:w="4956" w:type="dxa"/>
-            <w:tcBorders>
-              <w:top w:val="single" w:sz="18" w:space="0" w:color="auto"/>
-              <w:left w:val="single" w:sz="18" w:space="0" w:color="auto"/>
-              <w:bottom w:val="single" w:sz="18" w:space="0" w:color="auto"/>
-            </w:tcBorders>
-            <w:vAlign w:val="center"/>
-          </w:tcPr>
-          <w:p>
-            <w:pPr>
-              <w:pStyle w:val="Paragraphedeliste"/>
-              <w:numPr>
-                <w:ilvl w:val="0"/>
-                <w:numId w:val="25"/>
-              </w:numPr>
-              <w:spacing w:before="100" w:beforeAutospacing="1"/>
-              <w:ind w:left="449"/>
-              <w:rPr>
-                <w:sz w:val="24"/>
-                <w:szCs w:val="24"/>
-              </w:rPr>
-            </w:pPr>
-            <w:r>
-              <w:t>On trace la demi droite.</w:t>
-            </w:r>
-          </w:p>
-        </w:tc>
-        <w:tc>
-          <w:tcPr>
-            <w:tcW w:w="4957" w:type="dxa"/>
-            <w:tcBorders>
-              <w:top w:val="single" w:sz="18" w:space="0" w:color="auto"/>
-              <w:bottom w:val="single" w:sz="18" w:space="0" w:color="auto"/>
-              <w:right w:val="single" w:sz="18" w:space="0" w:color="auto"/>
-            </w:tcBorders>
-            <w:vAlign w:val="center"/>
-          </w:tcPr>
-          <w:p>
-            <w:pPr>
-              <w:jc w:val="center"/>
-              <w:rPr>
-                <w:noProof/>
-              </w:rPr>
-            </w:pPr>
-            <w:r>
-              <w:rPr>
-                <w:noProof/>
-              </w:rPr>
-              <w:drawing>
-                <wp:inline distT="0" distB="0" distL="0" distR="0" wp14:anchorId="55E3C5DD" wp14:editId="1E2A9531">
-                  <wp:extent cx="2066925" cy="1828800"/>
-                  <wp:effectExtent l="0" t="0" r="9525" b="0"/>
-                  <wp:docPr id="43" name="Graphique 43"/>
-                  <wp:cNvGraphicFramePr>
-                    <a:graphicFrameLocks xmlns:a="http://schemas.openxmlformats.org/drawingml/2006/main" noChangeAspect="1"/>
-                  </wp:cNvGraphicFramePr>
-                  <a:graphic xmlns:a="http://schemas.openxmlformats.org/drawingml/2006/main">
-                    <a:graphicData uri="http://schemas.openxmlformats.org/drawingml/2006/picture">
-                      <pic:pic xmlns:pic="http://schemas.openxmlformats.org/drawingml/2006/picture">
-                        <pic:nvPicPr>
-                          <pic:cNvPr id="1" name=""/>
-                          <pic:cNvPicPr/>
-                        </pic:nvPicPr>
-                        <pic:blipFill>
-                          <a:blip r:embed="rId68">
-                            <a:extLst>
-                              <a:ext uri="{96DAC541-7B7A-43D3-8B79-37D633B846F1}">
-                                <asvg:svgBlip xmlns:asvg="http://schemas.microsoft.com/office/drawing/2016/SVG/main" r:embed="rId69"/>
-                              </a:ext>
-                            </a:extLst>
-                          </a:blip>
-                          <a:stretch>
-                            <a:fillRect/>
-                          </a:stretch>
-                        </pic:blipFill>
-                        <pic:spPr>
-                          <a:xfrm>
-                            <a:off x="0" y="0"/>
-                            <a:ext cx="2066925" cy="1828800"/>
-                          </a:xfrm>
-                          <a:prstGeom prst="rect">
-                            <a:avLst/>
-                          </a:prstGeom>
-                        </pic:spPr>
-                      </pic:pic>
-                    </a:graphicData>
-                  </a:graphic>
-                </wp:inline>
-              </w:drawing>
-            </w:r>
-          </w:p>
-        </w:tc>
-      </w:tr>
-    </w:tbl>
     <w:p/>
     <w:sectPr>
-      <w:headerReference w:type="first" r:id="rId70"/>
+      <w:headerReference w:type="first" r:id="rId64"/>
       <w:type w:val="continuous"/>
       <w:pgSz w:w="11906" w:h="16838"/>
       <w:pgMar w:top="420" w:right="849" w:bottom="426" w:left="1134" w:header="428" w:footer="123" w:gutter="0"/>
@@ -8280,11 +7880,11 @@
     <w:autoRedefine/>
     <w:uiPriority w:val="9"/>
     <w:qFormat/>
-    <w:rsid w:val="00491381"/>
+    <w:rsid w:val="007E00CF"/>
     <w:pPr>
       <w:keepNext/>
       <w:keepLines/>
-      <w:spacing w:after="0"/>
+      <w:spacing w:before="240" w:after="0"/>
       <w:outlineLvl w:val="0"/>
     </w:pPr>
     <w:rPr>
@@ -8454,7 +8054,7 @@
     <w:basedOn w:val="Policepardfaut"/>
     <w:link w:val="Titre1"/>
     <w:uiPriority w:val="9"/>
-    <w:rsid w:val="00491381"/>
+    <w:rsid w:val="007E00CF"/>
     <w:rPr>
       <w:rFonts w:ascii="Verdana" w:eastAsiaTheme="majorEastAsia" w:hAnsi="Verdana" w:cstheme="majorBidi"/>
       <w:b/>
